--- a/Trabalho Prático_ Orquestração de Ciclo de Vida e TestOps com Jenkins.docx
+++ b/Trabalho Prático_ Orquestração de Ciclo de Vida e TestOps com Jenkins.docx
@@ -65,7 +65,7 @@
           <w:b w:val="0"/>
           <w:i w:val="0"/>
         </w:rPr>
-        <w:t>Neste trabalho, cada equipe receberá um projeto base de controle de despesas financeiras com formulário manual, integração preparada para Firebase, uma trilha nova de upload de nota fiscal e uma etapa posterior reservada para câmera/OCR. O objetivo principal não é apenas programar a interface, mas montar uma esteira de confiança em que o Jenkins seja o guardião do deploy na Vercel.</w:t>
+        <w:t>Neste trabalho, cada equipe receberá um projeto base chamado “Fluxo Financeiro”. O repositório não entrega as features avaliadas de forma pronta: ele apresenta a interface, os arquivos, os hooks, os testes-guia e os pontos de extensão marcados com `TODO implement` para que a turma implemente, teste e publique a solução com controle do Jenkins.</w:t>
       </w:r>
     </w:p>
     <w:p>
@@ -77,7 +77,7 @@
           <w:b w:val="0"/>
           <w:i w:val="0"/>
         </w:rPr>
-        <w:t>Em outras palavras: se o código não passar pelos testes e pela pipeline, ele não deve chegar ao ambiente publicado.</w:t>
+        <w:t>A lógica central da disciplina é simples: se a feature não estiver provada por testes e pela pipeline, ela não deve chegar ao deploy.</w:t>
       </w:r>
     </w:p>
     <w:p>
@@ -90,7 +90,7 @@
           <w:b w:val="0"/>
           <w:i w:val="0"/>
         </w:rPr>
-        <w:t>2. Objetivos de Aprendizagem</w:t>
+        <w:t>2. Features obrigatórias do trabalho</w:t>
       </w:r>
     </w:p>
     <w:p>
@@ -99,7 +99,7 @@
         <w:spacing w:after="60"/>
       </w:pPr>
       <w:r>
-        <w:t>Compreender a relação entre Git, GitHub, Jenkins e Vercel dentro de um fluxo de entrega contínua.</w:t>
+        <w:t>Feature 01: criar entradas.</w:t>
       </w:r>
     </w:p>
     <w:p>
@@ -108,7 +108,7 @@
         <w:spacing w:after="60"/>
       </w:pPr>
       <w:r>
-        <w:t>Aplicar TestOps no dia a dia, usando testes unitários como critério real de bloqueio e liberação.</w:t>
+        <w:t>Feature 02: criar saídas manuais.</w:t>
       </w:r>
     </w:p>
     <w:p>
@@ -117,7 +117,33 @@
         <w:spacing w:after="60"/>
       </w:pPr>
       <w:r>
-        <w:t>Implementar uma feature orientada a documento fiscal: upload de nota (foto ou PDF), extração de nome do estabelecimento e valor, e persistência como saída/despesa.</w:t>
+        <w:t>Feature 03: criar saídas por leitura de nota fiscal enviada em PDF ou imagem.</w:t>
+      </w:r>
+    </w:p>
+    <w:p>
+      <w:pPr>
+        <w:spacing w:after="120"/>
+      </w:pPr>
+      <w:r>
+        <w:rPr>
+          <w:b w:val="0"/>
+          <w:i w:val="0"/>
+          <w:color w:val="B1542C"/>
+        </w:rPr>
+        <w:t>Importante: a feature de câmera foi removida do escopo oficial deste trabalho para manter compatibilidade com o laboratório baseado em desktop.</w:t>
+      </w:r>
+    </w:p>
+    <w:p>
+      <w:pPr>
+        <w:pStyle w:val="Heading2"/>
+        <w:spacing w:after="80"/>
+      </w:pPr>
+      <w:r>
+        <w:rPr>
+          <w:b w:val="0"/>
+          <w:i w:val="0"/>
+        </w:rPr>
+        <w:t>3. Objetivos de Aprendizagem</w:t>
       </w:r>
     </w:p>
     <w:p>
@@ -126,7 +152,25 @@
         <w:spacing w:after="60"/>
       </w:pPr>
       <w:r>
-        <w:t>Projetar uma solução incremental: primeiro upload de arquivo, depois reaproveitamento da mesma trilha na câmera.</w:t>
+        <w:t>Compreender a relação entre Git, GitHub, Jenkins e Vercel em um fluxo real de entrega contínua.</w:t>
+      </w:r>
+    </w:p>
+    <w:p>
+      <w:pPr>
+        <w:pStyle w:val="ListBullet"/>
+        <w:spacing w:after="60"/>
+      </w:pPr>
+      <w:r>
+        <w:t>Aplicar TestOps usando testes automatizados como critério de bloqueio e liberação.</w:t>
+      </w:r>
+    </w:p>
+    <w:p>
+      <w:pPr>
+        <w:pStyle w:val="ListBullet"/>
+        <w:spacing w:after="60"/>
+      </w:pPr>
+      <w:r>
+        <w:t>Transformar um projeto base em um produto funcional a partir de scaffolds e TODOs bem posicionados.</w:t>
       </w:r>
     </w:p>
     <w:p>
@@ -148,7 +192,7 @@
           <w:b w:val="0"/>
           <w:i w:val="0"/>
         </w:rPr>
-        <w:t>3. Cenário do Trabalho</w:t>
+        <w:t>4. Cenário do Trabalho</w:t>
       </w:r>
     </w:p>
     <w:p>
@@ -160,7 +204,7 @@
           <w:b w:val="0"/>
           <w:i w:val="0"/>
         </w:rPr>
-        <w:t>Você recebeu um repositório base com a aplicação “Fluxo Financeiro”. O template já contém uma interface funcional, testes iniciais e arquivos com marcações `TODO implement`, mas a solução está incompleta de propósito.</w:t>
+        <w:t>Você recebeu um template com dashboard responsivo, formulários-base, integração preparada para Firebase, scaffold de pipeline Jenkins e testes iniciais com `test.skip` para os comportamentos que a equipe deverá concluir.</w:t>
       </w:r>
     </w:p>
     <w:p>
@@ -184,7 +228,7 @@
           <w:b w:val="0"/>
           <w:i w:val="0"/>
         </w:rPr>
-        <w:t>Cada equipe deverá fazer fork ou gerar um repositório a partir do template, preservar o histórico de commits e demonstrar o momento em que a pipeline falha por causa de um teste ainda não atendido e, depois, o momento em que o mesmo fluxo é corrigido e liberado.</w:t>
+        <w:t>Cada equipe deverá fazer fork ou gerar um repositório a partir do template, preservar o histórico de commits e demonstrar claramente o momento em que a pipeline falha e o momento em que, após a correção, o deploy é liberado.</w:t>
       </w:r>
     </w:p>
     <w:p>
@@ -197,7 +241,7 @@
           <w:b w:val="0"/>
           <w:i w:val="0"/>
         </w:rPr>
-        <w:t>4. O que o Projeto Base já Entrega</w:t>
+        <w:t>5. O que o projeto base entrega</w:t>
       </w:r>
     </w:p>
     <w:p>
@@ -206,7 +250,7 @@
         <w:spacing w:after="60"/>
       </w:pPr>
       <w:r>
-        <w:t>Dashboard responsivo com resumo financeiro e lista de despesas recentes.</w:t>
+        <w:t>Dashboard pronto para contextualizar entradas, saídas manuais e leitura de nota fiscal.</w:t>
       </w:r>
     </w:p>
     <w:p>
@@ -215,7 +259,7 @@
         <w:spacing w:after="60"/>
       </w:pPr>
       <w:r>
-        <w:t>Cadastro manual funcional para despesas no Firestore.</w:t>
+        <w:t>Formulários e componentes preparados, mas sem as features concluídas.</w:t>
       </w:r>
     </w:p>
     <w:p>
@@ -224,7 +268,7 @@
         <w:spacing w:after="60"/>
       </w:pPr>
       <w:r>
-        <w:t>Componente novo de upload de nota fiscal antes da etapa de câmera.</w:t>
+        <w:t>Serviços com `TODO implement` para persistência das entradas e das saídas.</w:t>
       </w:r>
     </w:p>
     <w:p>
@@ -233,7 +277,7 @@
         <w:spacing w:after="60"/>
       </w:pPr>
       <w:r>
-        <w:t>Route Handler `/api/receipt-extraction` criado como ponto de extensão do OCR.</w:t>
+        <w:t>Rota `app/api/receipt-extraction/route.ts` preparada como ponto de extensão do OCR por arquivo.</w:t>
       </w:r>
     </w:p>
     <w:p>
@@ -242,7 +286,7 @@
         <w:spacing w:after="60"/>
       </w:pPr>
       <w:r>
-        <w:t>Scaffold de `Jenkinsfile` com estágios obrigatórios: Checkout, Install, Unit Tests, Build e Deploy Vercel.</w:t>
+        <w:t>Scaffold de `Jenkinsfile` com estágios obrigatórios.</w:t>
       </w:r>
     </w:p>
     <w:p>
@@ -251,7 +295,7 @@
         <w:spacing w:after="60"/>
       </w:pPr>
       <w:r>
-        <w:t>Mapa de arquivos com `TODO implement` para orientar onde a equipe deve atuar.</w:t>
+        <w:t>Mapa de TODOs e testes-guia para orientar a implementação da turma.</w:t>
       </w:r>
     </w:p>
     <w:p>
@@ -264,7 +308,7 @@
           <w:b w:val="0"/>
           <w:i w:val="0"/>
         </w:rPr>
-        <w:t>Arquivos do template que exigem intervenção da equipe:</w:t>
+        <w:t>Arquivos que a equipe deve completar:</w:t>
       </w:r>
     </w:p>
     <w:tbl>
@@ -297,7 +341,7 @@
           </w:tcPr>
           <w:p>
             <w:r>
-              <w:t>Papel no trabalho</w:t>
+              <w:t>Responsabilidade</w:t>
             </w:r>
           </w:p>
         </w:tc>
@@ -308,7 +352,231 @@
           </w:tcPr>
           <w:p>
             <w:r>
-              <w:t>O que a equipe deve concluir</w:t>
+              <w:t>O que falta concluir</w:t>
+            </w:r>
+          </w:p>
+        </w:tc>
+      </w:tr>
+      <w:tr>
+        <w:tc>
+          <w:tcPr>
+            <w:tcW w:type="dxa" w:w="3360"/>
+          </w:tcPr>
+          <w:p>
+            <w:r>
+              <w:t>src/components/income-entry-form.tsx</w:t>
+            </w:r>
+          </w:p>
+        </w:tc>
+        <w:tc>
+          <w:tcPr>
+            <w:tcW w:type="dxa" w:w="3360"/>
+          </w:tcPr>
+          <w:p>
+            <w:r>
+              <w:t>UI da feature 01</w:t>
+            </w:r>
+          </w:p>
+        </w:tc>
+        <w:tc>
+          <w:tcPr>
+            <w:tcW w:type="dxa" w:w="3360"/>
+          </w:tcPr>
+          <w:p>
+            <w:r>
+              <w:t>Concluir a experiência de cadastro de entradas.</w:t>
+            </w:r>
+          </w:p>
+        </w:tc>
+      </w:tr>
+      <w:tr>
+        <w:tc>
+          <w:tcPr>
+            <w:tcW w:type="dxa" w:w="3360"/>
+          </w:tcPr>
+          <w:p>
+            <w:r>
+              <w:t>src/services/income-entry-service.ts</w:t>
+            </w:r>
+          </w:p>
+        </w:tc>
+        <w:tc>
+          <w:tcPr>
+            <w:tcW w:type="dxa" w:w="3360"/>
+          </w:tcPr>
+          <w:p>
+            <w:r>
+              <w:t>Persistência da feature 01</w:t>
+            </w:r>
+          </w:p>
+        </w:tc>
+        <w:tc>
+          <w:tcPr>
+            <w:tcW w:type="dxa" w:w="3360"/>
+          </w:tcPr>
+          <w:p>
+            <w:r>
+              <w:t>Salvar entradas no Firestore e definir a coleção.</w:t>
+            </w:r>
+          </w:p>
+        </w:tc>
+      </w:tr>
+      <w:tr>
+        <w:tc>
+          <w:tcPr>
+            <w:tcW w:type="dxa" w:w="3360"/>
+          </w:tcPr>
+          <w:p>
+            <w:r>
+              <w:t>src/components/manual-expense-form.tsx</w:t>
+            </w:r>
+          </w:p>
+        </w:tc>
+        <w:tc>
+          <w:tcPr>
+            <w:tcW w:type="dxa" w:w="3360"/>
+          </w:tcPr>
+          <w:p>
+            <w:r>
+              <w:t>UI da feature 02</w:t>
+            </w:r>
+          </w:p>
+        </w:tc>
+        <w:tc>
+          <w:tcPr>
+            <w:tcW w:type="dxa" w:w="3360"/>
+          </w:tcPr>
+          <w:p>
+            <w:r>
+              <w:t>Concluir regras de validação e fluxo de saída manual.</w:t>
+            </w:r>
+          </w:p>
+        </w:tc>
+      </w:tr>
+      <w:tr>
+        <w:tc>
+          <w:tcPr>
+            <w:tcW w:type="dxa" w:w="3360"/>
+          </w:tcPr>
+          <w:p>
+            <w:r>
+              <w:t>src/services/expense-service.ts</w:t>
+            </w:r>
+          </w:p>
+        </w:tc>
+        <w:tc>
+          <w:tcPr>
+            <w:tcW w:type="dxa" w:w="3360"/>
+          </w:tcPr>
+          <w:p>
+            <w:r>
+              <w:t>Persistência da feature 02 e 03</w:t>
+            </w:r>
+          </w:p>
+        </w:tc>
+        <w:tc>
+          <w:tcPr>
+            <w:tcW w:type="dxa" w:w="3360"/>
+          </w:tcPr>
+          <w:p>
+            <w:r>
+              <w:t>Salvar saídas manuais e saídas vindas do OCR.</w:t>
+            </w:r>
+          </w:p>
+        </w:tc>
+      </w:tr>
+      <w:tr>
+        <w:tc>
+          <w:tcPr>
+            <w:tcW w:type="dxa" w:w="3360"/>
+          </w:tcPr>
+          <w:p>
+            <w:r>
+              <w:t>src/components/receipt-upload-panel.tsx</w:t>
+            </w:r>
+          </w:p>
+        </w:tc>
+        <w:tc>
+          <w:tcPr>
+            <w:tcW w:type="dxa" w:w="3360"/>
+          </w:tcPr>
+          <w:p>
+            <w:r>
+              <w:t>UI da feature 03</w:t>
+            </w:r>
+          </w:p>
+        </w:tc>
+        <w:tc>
+          <w:tcPr>
+            <w:tcW w:type="dxa" w:w="3360"/>
+          </w:tcPr>
+          <w:p>
+            <w:r>
+              <w:t>Concluir o fluxo de upload e revisão da nota fiscal.</w:t>
+            </w:r>
+          </w:p>
+        </w:tc>
+      </w:tr>
+      <w:tr>
+        <w:tc>
+          <w:tcPr>
+            <w:tcW w:type="dxa" w:w="3360"/>
+          </w:tcPr>
+          <w:p>
+            <w:r>
+              <w:t>src/services/receipt-upload.ts</w:t>
+            </w:r>
+          </w:p>
+        </w:tc>
+        <w:tc>
+          <w:tcPr>
+            <w:tcW w:type="dxa" w:w="3360"/>
+          </w:tcPr>
+          <w:p>
+            <w:r>
+              <w:t>Lógica cliente da feature 03</w:t>
+            </w:r>
+          </w:p>
+        </w:tc>
+        <w:tc>
+          <w:tcPr>
+            <w:tcW w:type="dxa" w:w="3360"/>
+          </w:tcPr>
+          <w:p>
+            <w:r>
+              <w:t>Transformar a resposta do OCR em despesa válida.</w:t>
+            </w:r>
+          </w:p>
+        </w:tc>
+      </w:tr>
+      <w:tr>
+        <w:tc>
+          <w:tcPr>
+            <w:tcW w:type="dxa" w:w="3360"/>
+          </w:tcPr>
+          <w:p>
+            <w:r>
+              <w:t>src/app/api/receipt-extraction/route.ts</w:t>
+            </w:r>
+          </w:p>
+        </w:tc>
+        <w:tc>
+          <w:tcPr>
+            <w:tcW w:type="dxa" w:w="3360"/>
+          </w:tcPr>
+          <w:p>
+            <w:r>
+              <w:t>Ponto de OCR</w:t>
+            </w:r>
+          </w:p>
+        </w:tc>
+        <w:tc>
+          <w:tcPr>
+            <w:tcW w:type="dxa" w:w="3360"/>
+          </w:tcPr>
+          <w:p>
+            <w:r>
+              <w:t>Extrair nome do estabelecimento e valor da nota fiscal.</w:t>
             </w:r>
           </w:p>
         </w:tc>
@@ -330,7 +598,7 @@
           </w:tcPr>
           <w:p>
             <w:r>
-              <w:t>Pipeline base</w:t>
+              <w:t>Pipeline</w:t>
             </w:r>
           </w:p>
         </w:tc>
@@ -340,167 +608,7 @@
           </w:tcPr>
           <w:p>
             <w:r>
-              <w:t>Completar credentials, estratégia de deploy e bloqueio efetivo do release.</w:t>
-            </w:r>
-          </w:p>
-        </w:tc>
-      </w:tr>
-      <w:tr>
-        <w:tc>
-          <w:tcPr>
-            <w:tcW w:type="dxa" w:w="3360"/>
-          </w:tcPr>
-          <w:p>
-            <w:r>
-              <w:t>src/components/receipt-upload-panel.tsx</w:t>
-            </w:r>
-          </w:p>
-        </w:tc>
-        <w:tc>
-          <w:tcPr>
-            <w:tcW w:type="dxa" w:w="3360"/>
-          </w:tcPr>
-          <w:p>
-            <w:r>
-              <w:t>Fluxo de upload</w:t>
-            </w:r>
-          </w:p>
-        </w:tc>
-        <w:tc>
-          <w:tcPr>
-            <w:tcW w:type="dxa" w:w="3360"/>
-          </w:tcPr>
-          <w:p>
-            <w:r>
-              <w:t>Concluir experiência de upload e persistência da despesa extraída.</w:t>
-            </w:r>
-          </w:p>
-        </w:tc>
-      </w:tr>
-      <w:tr>
-        <w:tc>
-          <w:tcPr>
-            <w:tcW w:type="dxa" w:w="3360"/>
-          </w:tcPr>
-          <w:p>
-            <w:r>
-              <w:t>src/services/receipt-upload.ts</w:t>
-            </w:r>
-          </w:p>
-        </w:tc>
-        <w:tc>
-          <w:tcPr>
-            <w:tcW w:type="dxa" w:w="3360"/>
-          </w:tcPr>
-          <w:p>
-            <w:r>
-              <w:t>Lógica cliente</w:t>
-            </w:r>
-          </w:p>
-        </w:tc>
-        <w:tc>
-          <w:tcPr>
-            <w:tcW w:type="dxa" w:w="3360"/>
-          </w:tcPr>
-          <w:p>
-            <w:r>
-              <w:t>Transformar a resposta da API de OCR em uma despesa válida.</w:t>
-            </w:r>
-          </w:p>
-        </w:tc>
-      </w:tr>
-      <w:tr>
-        <w:tc>
-          <w:tcPr>
-            <w:tcW w:type="dxa" w:w="3360"/>
-          </w:tcPr>
-          <w:p>
-            <w:r>
-              <w:t>src/app/api/receipt-extraction/route.ts</w:t>
-            </w:r>
-          </w:p>
-        </w:tc>
-        <w:tc>
-          <w:tcPr>
-            <w:tcW w:type="dxa" w:w="3360"/>
-          </w:tcPr>
-          <w:p>
-            <w:r>
-              <w:t>Ponto de extração</w:t>
-            </w:r>
-          </w:p>
-        </w:tc>
-        <w:tc>
-          <w:tcPr>
-            <w:tcW w:type="dxa" w:w="3360"/>
-          </w:tcPr>
-          <w:p>
-            <w:r>
-              <w:t>Ler o arquivo, integrar OCR e devolver JSON com contrato consistente.</w:t>
-            </w:r>
-          </w:p>
-        </w:tc>
-      </w:tr>
-      <w:tr>
-        <w:tc>
-          <w:tcPr>
-            <w:tcW w:type="dxa" w:w="3360"/>
-          </w:tcPr>
-          <w:p>
-            <w:r>
-              <w:t>src/components/camera-scan-panel.tsx</w:t>
-            </w:r>
-          </w:p>
-        </w:tc>
-        <w:tc>
-          <w:tcPr>
-            <w:tcW w:type="dxa" w:w="3360"/>
-          </w:tcPr>
-          <w:p>
-            <w:r>
-              <w:t>Evolução futura</w:t>
-            </w:r>
-          </w:p>
-        </w:tc>
-        <w:tc>
-          <w:tcPr>
-            <w:tcW w:type="dxa" w:w="3360"/>
-          </w:tcPr>
-          <w:p>
-            <w:r>
-              <w:t>Reaproveitar a mesma trilha de OCR no fluxo de câmera.</w:t>
-            </w:r>
-          </w:p>
-        </w:tc>
-      </w:tr>
-      <w:tr>
-        <w:tc>
-          <w:tcPr>
-            <w:tcW w:type="dxa" w:w="3360"/>
-          </w:tcPr>
-          <w:p>
-            <w:r>
-              <w:t>src/__tests__/receipt-upload.test.ts</w:t>
-            </w:r>
-          </w:p>
-        </w:tc>
-        <w:tc>
-          <w:tcPr>
-            <w:tcW w:type="dxa" w:w="3360"/>
-          </w:tcPr>
-          <w:p>
-            <w:r>
-              <w:t>Erro planejado</w:t>
-            </w:r>
-          </w:p>
-        </w:tc>
-        <w:tc>
-          <w:tcPr>
-            <w:tcW w:type="dxa" w:w="3360"/>
-          </w:tcPr>
-          <w:p>
-            <w:r>
-              <w:t>Remover o skip, fazer o teste falhar e depois fazê-lo passar.</w:t>
+              <w:t>Completar credentials, gatilho e deploy controlado pela pipeline.</w:t>
             </w:r>
           </w:p>
         </w:tc>
@@ -516,7 +624,7 @@
           <w:b w:val="0"/>
           <w:i w:val="0"/>
         </w:rPr>
-        <w:t>5. Passo a Passo Indicativo da Atividade</w:t>
+        <w:t>6. Passo a Passo Indicativo da Atividade</w:t>
       </w:r>
     </w:p>
     <w:p>
@@ -529,7 +637,7 @@
           <w:b w:val="0"/>
           <w:i w:val="0"/>
         </w:rPr>
-        <w:t>Fase 0. Preparação local e leitura do template</w:t>
+        <w:t>Fase 0. Preparação local</w:t>
       </w:r>
     </w:p>
     <w:p>
@@ -538,7 +646,7 @@
         <w:spacing w:after="60"/>
       </w:pPr>
       <w:r>
-        <w:t>Clone o repositório da sua equipe e rode a aplicação localmente.</w:t>
+        <w:t>Clone o repositório da equipe.</w:t>
       </w:r>
     </w:p>
     <w:p>
@@ -547,7 +655,7 @@
         <w:spacing w:after="60"/>
       </w:pPr>
       <w:r>
-        <w:t>Leia o `README.md` e o arquivo `docs/TODO_IMPLEMENTATION_MAP.md` antes de alterar qualquer código.</w:t>
+        <w:t>Rode a aplicação localmente e explore o dashboard.</w:t>
       </w:r>
     </w:p>
     <w:p>
@@ -556,7 +664,7 @@
         <w:spacing w:after="60"/>
       </w:pPr>
       <w:r>
-        <w:t>Identifique quais partes já funcionam e quais foram deixadas como scaffold proposital.</w:t>
+        <w:t>Leia `README.md` e `docs/TODO_IMPLEMENTATION_MAP.md` para mapear as lacunas deixadas para a turma.</w:t>
       </w:r>
     </w:p>
     <w:p>
@@ -587,7 +695,7 @@
         <w:spacing w:after="60"/>
       </w:pPr>
       <w:r>
-        <w:t>Crie uma branch de trabalho para a equipe; preserve o histórico de commits para mostrar a falha e a correção.</w:t>
+        <w:t>Organize a branch de trabalho da equipe.</w:t>
       </w:r>
     </w:p>
     <w:p>
@@ -596,7 +704,7 @@
         <w:spacing w:after="60"/>
       </w:pPr>
       <w:r>
-        <w:t>Configure o repositório remoto e valide o fluxo `commit -&gt; push -&gt; atualização no GitHub`.</w:t>
+        <w:t>Garanta que o histórico de commits deixe claro quando um teste foi ativado, quando falhou e quando foi corrigido.</w:t>
       </w:r>
     </w:p>
     <w:p>
@@ -605,16 +713,7 @@
         <w:spacing w:after="60"/>
       </w:pPr>
       <w:r>
-        <w:t>Prepare o webhook do GitHub, mas só finalize a URL depois que o Jenkins estiver acessível.</w:t>
-      </w:r>
-    </w:p>
-    <w:p>
-      <w:pPr>
-        <w:pStyle w:val="ListNumber"/>
-        <w:spacing w:after="60"/>
-      </w:pPr>
-      <w:r>
-        <w:t>Evite commits monolíticos: o professor deve conseguir identificar o momento em que o teste foi ativado, o momento em que falhou e o momento em que a correção foi aplicada.</w:t>
+        <w:t>Prepare o repositório para uso de webhook com o Jenkins.</w:t>
       </w:r>
     </w:p>
     <w:p>
@@ -627,7 +726,7 @@
           <w:b w:val="0"/>
           <w:i w:val="0"/>
         </w:rPr>
-        <w:t>Fase 2. Jenkins (passo a passo indicativo, sem solução pronta)</w:t>
+        <w:t>Fase 2. Jenkins</w:t>
       </w:r>
     </w:p>
     <w:p>
@@ -636,7 +735,7 @@
         <w:spacing w:after="60"/>
       </w:pPr>
       <w:r>
-        <w:t>Suba o Jenkins em contêiner Docker com volume persistente. Se optar por build/deploy a partir do próprio host, documente como o Jenkins terá acesso ao Docker ou à CLI necessária.</w:t>
+        <w:t>Suba o Jenkins em ambiente persistente.</w:t>
       </w:r>
     </w:p>
     <w:p>
@@ -645,7 +744,7 @@
         <w:spacing w:after="60"/>
       </w:pPr>
       <w:r>
-        <w:t>Acesse a configuração inicial do Jenkins, instale os plugins mínimos de Git, GitHub, Pipeline e Credentials Binding, e registre quem será o administrador da instância.</w:t>
+        <w:t>Instale e configure os plugins mínimos de Git, GitHub, Pipeline e Credentials Binding.</w:t>
       </w:r>
     </w:p>
     <w:p>
@@ -654,7 +753,7 @@
         <w:spacing w:after="60"/>
       </w:pPr>
       <w:r>
-        <w:t>Crie um job do tipo Pipeline ou Multibranch Pipeline apontando para o repositório da equipe.</w:t>
+        <w:t>Crie o job apontando para o repositório da equipe.</w:t>
       </w:r>
     </w:p>
     <w:p>
@@ -663,7 +762,7 @@
         <w:spacing w:after="60"/>
       </w:pPr>
       <w:r>
-        <w:t>Cadastre as credenciais necessárias sem expor tokens no código: `VERCEL_TOKEN`, `VERCEL_ORG_ID` e `VERCEL_PROJECT_ID`.</w:t>
+        <w:t>Cadastre `VERCEL_TOKEN`, `VERCEL_ORG_ID` e `VERCEL_PROJECT_ID` no repositório de credenciais do Jenkins.</w:t>
       </w:r>
     </w:p>
     <w:p>
@@ -672,7 +771,7 @@
         <w:spacing w:after="60"/>
       </w:pPr>
       <w:r>
-        <w:t>Finalize o webhook do GitHub usando a URL pública ou acessível do Jenkins e valide se um `push` dispara uma nova execução automaticamente.</w:t>
+        <w:t>Configure o webhook do GitHub para acionar a pipeline a cada push.</w:t>
       </w:r>
     </w:p>
     <w:p>
@@ -681,20 +780,7 @@
         <w:spacing w:after="60"/>
       </w:pPr>
       <w:r>
-        <w:t>Use o `Jenkinsfile` do projeto como base, mas complete os trechos marcados com `TODO implement`.</w:t>
-      </w:r>
-    </w:p>
-    <w:p>
-      <w:pPr>
-        <w:spacing w:after="120"/>
-      </w:pPr>
-      <w:r>
-        <w:rPr>
-          <w:b w:val="0"/>
-          <w:i w:val="0"/>
-          <w:color w:val="B1542C"/>
-        </w:rPr>
-        <w:t>Atenção: o trabalho exige configuração orientada por passos e evidências. Não basta dizer que “funcionou”; a equipe deve provar cada ligação entre GitHub, Jenkins e Vercel.</w:t>
+        <w:t>Complete o `Jenkinsfile` apenas onde existem marcações `TODO implement`.</w:t>
       </w:r>
     </w:p>
     <w:p>
@@ -707,7 +793,7 @@
           <w:b w:val="0"/>
           <w:i w:val="0"/>
         </w:rPr>
-        <w:t>Fase 3. Vercel (passo a passo indicativo, sem resolver pela turma)</w:t>
+        <w:t>Fase 3. Vercel</w:t>
       </w:r>
     </w:p>
     <w:p>
@@ -716,7 +802,7 @@
         <w:spacing w:after="60"/>
       </w:pPr>
       <w:r>
-        <w:t>Crie ou importe um projeto na Vercel usando o mesmo código-base da equipe.</w:t>
+        <w:t>Crie ou importe o projeto da equipe na Vercel.</w:t>
       </w:r>
     </w:p>
     <w:p>
@@ -725,7 +811,7 @@
         <w:spacing w:after="60"/>
       </w:pPr>
       <w:r>
-        <w:t>Cadastre as variáveis públicas do Firebase presentes em `.env.example`.</w:t>
+        <w:t>Cadastre as variáveis públicas do Firebase.</w:t>
       </w:r>
     </w:p>
     <w:p>
@@ -734,7 +820,7 @@
         <w:spacing w:after="60"/>
       </w:pPr>
       <w:r>
-        <w:t>Se a solução de OCR escolhida exigir backend externo, cadastre também as variáveis server-side correspondentes.</w:t>
+        <w:t>Cadastre também eventuais variáveis server-side usadas na estratégia de OCR escolhida pela equipe.</w:t>
       </w:r>
     </w:p>
     <w:p>
@@ -743,16 +829,7 @@
         <w:spacing w:after="60"/>
       </w:pPr>
       <w:r>
-        <w:t>Gere ou localize o token de autenticação da Vercel e descubra os identificadores de organização e projeto que serão usados no Jenkins.</w:t>
-      </w:r>
-    </w:p>
-    <w:p>
-      <w:pPr>
-        <w:pStyle w:val="ListNumber"/>
-        <w:spacing w:after="60"/>
-      </w:pPr>
-      <w:r>
-        <w:t>Garanta que o deploy de produção não contorne o Jenkins. Se necessário, ajuste a estratégia de integração da Vercel para manter o Jenkins como gatekeeper.</w:t>
+        <w:t>Garanta que a publicação de produção não ignore o Jenkins como gatekeeper.</w:t>
       </w:r>
     </w:p>
     <w:p>
@@ -765,7 +842,7 @@
           <w:b w:val="0"/>
           <w:i w:val="0"/>
         </w:rPr>
-        <w:t>Fase 4. Implementação obrigatória da nova feature</w:t>
+        <w:t>Fase 4. Implementação das três features</w:t>
       </w:r>
     </w:p>
     <w:p>
@@ -774,7 +851,7 @@
         <w:spacing w:after="60"/>
       </w:pPr>
       <w:r>
-        <w:t>Antes da etapa de câmera, implemente a feature de saída por upload de nota fiscal.</w:t>
+        <w:t>Concluir o cadastro de entradas.</w:t>
       </w:r>
     </w:p>
     <w:p>
@@ -783,7 +860,7 @@
         <w:spacing w:after="60"/>
       </w:pPr>
       <w:r>
-        <w:t>A aplicação deve aceitar, no mínimo, foto e PDF.</w:t>
+        <w:t>Concluir o cadastro de saídas manuais.</w:t>
       </w:r>
     </w:p>
     <w:p>
@@ -792,7 +869,7 @@
         <w:spacing w:after="60"/>
       </w:pPr>
       <w:r>
-        <w:t>A lógica deve extrair o nome do local/estabelecimento e o valor da compra.</w:t>
+        <w:t>Concluir a leitura da nota fiscal enviada em PDF ou imagem, extrair nome do local e valor, e salvar a despesa resultante.</w:t>
       </w:r>
     </w:p>
     <w:p>
@@ -801,28 +878,7 @@
         <w:spacing w:after="60"/>
       </w:pPr>
       <w:r>
-        <w:t>O resultado extraído deve ser salvo como saída (despesa) no Firestore.</w:t>
-      </w:r>
-    </w:p>
-    <w:p>
-      <w:pPr>
-        <w:pStyle w:val="ListNumber"/>
-        <w:spacing w:after="60"/>
-      </w:pPr>
-      <w:r>
-        <w:t>O usuário deve receber feedback claro quando o arquivo for inválido, quando a extração falhar e quando a despesa for salva com sucesso.</w:t>
-      </w:r>
-    </w:p>
-    <w:p>
-      <w:pPr>
-        <w:spacing w:after="120"/>
-      </w:pPr>
-      <w:r>
-        <w:rPr>
-          <w:b w:val="0"/>
-          <w:i w:val="0"/>
-        </w:rPr>
-        <w:t>Importante: o template já possui o componente de upload, o serviço cliente e a rota de extração. A solução final deve ser construída pela equipe a partir desses pontos de extensão, e não substituída por um fluxo totalmente novo.</w:t>
+        <w:t>Manter feedbacks claros de sucesso, erro e validação para o usuário.</w:t>
       </w:r>
     </w:p>
     <w:p>
@@ -835,7 +891,7 @@
           <w:b w:val="0"/>
           <w:i w:val="0"/>
         </w:rPr>
-        <w:t>Fase 5. TestOps e “erro planejado”</w:t>
+        <w:t>Fase 5. TestOps e falha planejada</w:t>
       </w:r>
     </w:p>
     <w:p>
@@ -844,7 +900,7 @@
         <w:spacing w:after="60"/>
       </w:pPr>
       <w:r>
-        <w:t>Abra o teste marcado com `test.skip` em `src/__tests__/receipt-upload.test.ts`.</w:t>
+        <w:t>Escolha um dos testes marcados com `test.skip` para ser ativado primeiro.</w:t>
       </w:r>
     </w:p>
     <w:p>
@@ -853,7 +909,7 @@
         <w:spacing w:after="60"/>
       </w:pPr>
       <w:r>
-        <w:t>Remova o `skip` e faça um push antes de concluir a implementação completa da extração.</w:t>
+        <w:t>Ative o teste antes de concluir totalmente a implementação daquela feature.</w:t>
       </w:r>
     </w:p>
     <w:p>
@@ -862,7 +918,7 @@
         <w:spacing w:after="60"/>
       </w:pPr>
       <w:r>
-        <w:t>Deixe o Jenkins executar a pipeline e capture a falha no estágio de testes.</w:t>
+        <w:t>Faça push e capture a falha no Jenkins.</w:t>
       </w:r>
     </w:p>
     <w:p>
@@ -871,7 +927,7 @@
         <w:spacing w:after="60"/>
       </w:pPr>
       <w:r>
-        <w:t>Faça a análise técnica da falha: o que o teste esperava, o que a aplicação entregou e por que o deploy foi corretamente bloqueado.</w:t>
+        <w:t>Explique tecnicamente por que o teste falhou e como isso bloqueou corretamente o deploy.</w:t>
       </w:r>
     </w:p>
     <w:p>
@@ -880,47 +936,7 @@
         <w:spacing w:after="60"/>
       </w:pPr>
       <w:r>
-        <w:t>Em seguida, conclua a implementação necessária, rode os testes localmente e faça novo push até a pipeline ficar verde e o deploy ser liberado.</w:t>
-      </w:r>
-    </w:p>
-    <w:p>
-      <w:pPr>
-        <w:pStyle w:val="Heading3"/>
-        <w:spacing w:after="40"/>
-      </w:pPr>
-      <w:r>
-        <w:rPr>
-          <w:b w:val="0"/>
-          <w:i w:val="0"/>
-        </w:rPr>
-        <w:t>Fase 6. Evolução da câmera (escopo orientado)</w:t>
-      </w:r>
-    </w:p>
-    <w:p>
-      <w:pPr>
-        <w:pStyle w:val="ListNumber"/>
-        <w:spacing w:after="60"/>
-      </w:pPr>
-      <w:r>
-        <w:t>O fluxo de câmera deve reaproveitar a mesma trilha criada para o upload.</w:t>
-      </w:r>
-    </w:p>
-    <w:p>
-      <w:pPr>
-        <w:pStyle w:val="ListNumber"/>
-        <w:spacing w:after="60"/>
-      </w:pPr>
-      <w:r>
-        <w:t>Neste trabalho, o professor pode cobrar a entrega completa da câmera ou aceitá-la como extensão preparada com `TODO implement`, desde que a equipe explique como faria o reaproveitamento.</w:t>
-      </w:r>
-    </w:p>
-    <w:p>
-      <w:pPr>
-        <w:pStyle w:val="ListNumber"/>
-        <w:spacing w:after="60"/>
-      </w:pPr>
-      <w:r>
-        <w:t>Se a equipe implementar a câmera, ela deve também ativar o teste correspondente e demonstrar a cobertura obtida.</w:t>
+        <w:t>Depois conclua a implementação, rode os testes localmente, faça novo push e obtenha a pipeline verde.</w:t>
       </w:r>
     </w:p>
     <w:p>
@@ -933,7 +949,7 @@
           <w:b w:val="0"/>
           <w:i w:val="0"/>
         </w:rPr>
-        <w:t>6. Restrições e Boas Práticas</w:t>
+        <w:t>7. Restrições e Regras</w:t>
       </w:r>
     </w:p>
     <w:p>
@@ -942,7 +958,7 @@
         <w:spacing w:after="60"/>
       </w:pPr>
       <w:r>
-        <w:t>É proibido commitar tokens, chaves, IDs sensíveis ou credenciais em qualquer arquivo versionado.</w:t>
+        <w:t>É proibido expor tokens, secrets ou IDs sensíveis em arquivos versionados.</w:t>
       </w:r>
     </w:p>
     <w:p>
@@ -951,7 +967,7 @@
         <w:spacing w:after="60"/>
       </w:pPr>
       <w:r>
-        <w:t>É proibido mascarar ausência de automação com deploy manual em produção se o enunciado exigir gate pelo Jenkins.</w:t>
+        <w:t>É proibido substituir a pipeline por deploy manual para “fingir” integração contínua.</w:t>
       </w:r>
     </w:p>
     <w:p>
@@ -960,7 +976,7 @@
         <w:spacing w:after="60"/>
       </w:pPr>
       <w:r>
-        <w:t>O relatório deve usar capturas com dados sensíveis mascarados.</w:t>
+        <w:t>As três features avaliadas devem permanecer como trabalho da equipe; o template é somente scaffold.</w:t>
       </w:r>
     </w:p>
     <w:p>
@@ -969,7 +985,7 @@
         <w:spacing w:after="60"/>
       </w:pPr>
       <w:r>
-        <w:t>A equipe deve preservar a rastreabilidade: commit hash, logs, branch e evidências precisam conversar entre si.</w:t>
+        <w:t>A equipe deve mascarar segredos nos prints do relatório.</w:t>
       </w:r>
     </w:p>
     <w:p>
@@ -982,7 +998,7 @@
           <w:b w:val="0"/>
           <w:i w:val="0"/>
         </w:rPr>
-        <w:t>7. Evidências e Entregas</w:t>
+        <w:t>8. Evidências obrigatórias de entrega</w:t>
       </w:r>
     </w:p>
     <w:p>
@@ -991,7 +1007,7 @@
         <w:spacing w:after="60"/>
       </w:pPr>
       <w:r>
-        <w:t>Link do repositório GitHub da equipe, com histórico de commits mostrando a falha e a correção.</w:t>
+        <w:t>Link do repositório GitHub da equipe.</w:t>
       </w:r>
     </w:p>
     <w:p>
@@ -1009,7 +1025,7 @@
         <w:spacing w:after="60"/>
       </w:pPr>
       <w:r>
-        <w:t>Registro do print do log de falha no Jenkins, no ponto exato em que o teste quebra a pipeline.</w:t>
+        <w:t>Print do log de falha no Jenkins no ponto exato da quebra do teste.</w:t>
       </w:r>
     </w:p>
     <w:p>
@@ -1018,7 +1034,7 @@
         <w:spacing w:after="60"/>
       </w:pPr>
       <w:r>
-        <w:t>Print da execução bem-sucedida com a evidência do deploy liberado.</w:t>
+        <w:t>Print da execução bem-sucedida com o deploy liberado.</w:t>
       </w:r>
     </w:p>
     <w:p>
@@ -1027,7 +1043,7 @@
         <w:spacing w:after="60"/>
       </w:pPr>
       <w:r>
-        <w:t>Print do commit hash ou outra evidência clara de rastreabilidade entre GitHub e Jenkins.</w:t>
+        <w:t>Print das credenciais no Jenkins com os segredos mascarados.</w:t>
       </w:r>
     </w:p>
     <w:p>
@@ -1036,7 +1052,7 @@
         <w:spacing w:after="60"/>
       </w:pPr>
       <w:r>
-        <w:t>Print da tela de credenciais do Jenkins com os segredos mascarados.</w:t>
+        <w:t>Prova de rastreabilidade entre commit, execução da pipeline e deploy.</w:t>
       </w:r>
     </w:p>
     <w:p>
@@ -1045,7 +1061,7 @@
         <w:spacing w:after="60"/>
       </w:pPr>
       <w:r>
-        <w:t>Diagrama simples de fluxo de dados: código local -&gt; push -&gt; GitHub -&gt; webhook -&gt; Jenkins -&gt; Vercel.</w:t>
+        <w:t>Diagrama simples do fluxo: código local -&gt; push -&gt; GitHub -&gt; webhook -&gt; Jenkins -&gt; Vercel.</w:t>
       </w:r>
     </w:p>
     <w:p>
@@ -1058,7 +1074,7 @@
           <w:b w:val="0"/>
           <w:i w:val="0"/>
         </w:rPr>
-        <w:t>8. Rubrica de Avaliação</w:t>
+        <w:t>9. Rubrica de Avaliação</w:t>
       </w:r>
     </w:p>
     <w:tbl>
@@ -1138,7 +1154,7 @@
           </w:tcPr>
           <w:p>
             <w:r>
-              <w:t>Rastreabilidade Git/GitHub</w:t>
+              <w:t>Configuração Git/Jenkins/Vercel</w:t>
             </w:r>
           </w:p>
         </w:tc>
@@ -1148,7 +1164,7 @@
           </w:tcPr>
           <w:p>
             <w:r>
-              <w:t>Histórico claro, commits coerentes e evidência nítida da falha e da correção.</w:t>
+              <w:t>Integração clara, segura e acionada por webhook, com Jenkins controlando o deploy.</w:t>
             </w:r>
           </w:p>
         </w:tc>
@@ -1158,7 +1174,7 @@
           </w:tcPr>
           <w:p>
             <w:r>
-              <w:t>Histórico existe, mas a sequência dos eventos não está totalmente clara.</w:t>
+              <w:t>Integração funcional, mas com evidências incompletas ou algum passo manual relevante.</w:t>
             </w:r>
           </w:p>
         </w:tc>
@@ -1168,7 +1184,59 @@
           </w:tcPr>
           <w:p>
             <w:r>
-              <w:t>Não foi possível relacionar commits, push, falha e correção.</w:t>
+              <w:t>Integração ausente, inconsistente ou sem gate real pelo Jenkins.</w:t>
+            </w:r>
+          </w:p>
+        </w:tc>
+        <w:tc>
+          <w:tcPr>
+            <w:tcW w:type="dxa" w:w="2016"/>
+          </w:tcPr>
+          <w:p>
+            <w:r>
+              <w:t>25%</w:t>
+            </w:r>
+          </w:p>
+        </w:tc>
+      </w:tr>
+      <w:tr>
+        <w:tc>
+          <w:tcPr>
+            <w:tcW w:type="dxa" w:w="2016"/>
+          </w:tcPr>
+          <w:p>
+            <w:r>
+              <w:t>Feature 01 - Entradas</w:t>
+            </w:r>
+          </w:p>
+        </w:tc>
+        <w:tc>
+          <w:tcPr>
+            <w:tcW w:type="dxa" w:w="2016"/>
+          </w:tcPr>
+          <w:p>
+            <w:r>
+              <w:t>Feature concluída, testada e integrada ao dashboard.</w:t>
+            </w:r>
+          </w:p>
+        </w:tc>
+        <w:tc>
+          <w:tcPr>
+            <w:tcW w:type="dxa" w:w="2016"/>
+          </w:tcPr>
+          <w:p>
+            <w:r>
+              <w:t>Feature parcial ou com lacunas de validação/testes.</w:t>
+            </w:r>
+          </w:p>
+        </w:tc>
+        <w:tc>
+          <w:tcPr>
+            <w:tcW w:type="dxa" w:w="2016"/>
+          </w:tcPr>
+          <w:p>
+            <w:r>
+              <w:t>Feature não concluída.</w:t>
             </w:r>
           </w:p>
         </w:tc>
@@ -1190,7 +1258,7 @@
           </w:tcPr>
           <w:p>
             <w:r>
-              <w:t>Configuração Jenkins</w:t>
+              <w:t>Feature 02 - Saídas manuais</w:t>
             </w:r>
           </w:p>
         </w:tc>
@@ -1200,7 +1268,7 @@
           </w:tcPr>
           <w:p>
             <w:r>
-              <w:t>Pipeline acionada por webhook, credentials seguras e estágios funcionando como gate real.</w:t>
+              <w:t>Feature concluída, testada e persistida corretamente.</w:t>
             </w:r>
           </w:p>
         </w:tc>
@@ -1210,7 +1278,7 @@
           </w:tcPr>
           <w:p>
             <w:r>
-              <w:t>Pipeline funcional, mas com alguma configuração parcial ou dependência manual.</w:t>
+              <w:t>Feature parcial ou sem robustez de validação/testes.</w:t>
             </w:r>
           </w:p>
         </w:tc>
@@ -1220,7 +1288,59 @@
           </w:tcPr>
           <w:p>
             <w:r>
-              <w:t>Jenkins não integra corretamente com GitHub ou não executa a pipeline esperada.</w:t>
+              <w:t>Feature não concluída.</w:t>
+            </w:r>
+          </w:p>
+        </w:tc>
+        <w:tc>
+          <w:tcPr>
+            <w:tcW w:type="dxa" w:w="2016"/>
+          </w:tcPr>
+          <w:p>
+            <w:r>
+              <w:t>15%</w:t>
+            </w:r>
+          </w:p>
+        </w:tc>
+      </w:tr>
+      <w:tr>
+        <w:tc>
+          <w:tcPr>
+            <w:tcW w:type="dxa" w:w="2016"/>
+          </w:tcPr>
+          <w:p>
+            <w:r>
+              <w:t>Feature 03 - Leitura de PDF/imagem</w:t>
+            </w:r>
+          </w:p>
+        </w:tc>
+        <w:tc>
+          <w:tcPr>
+            <w:tcW w:type="dxa" w:w="2016"/>
+          </w:tcPr>
+          <w:p>
+            <w:r>
+              <w:t>Upload, extração e salvamento funcionando com boa evidência técnica.</w:t>
+            </w:r>
+          </w:p>
+        </w:tc>
+        <w:tc>
+          <w:tcPr>
+            <w:tcW w:type="dxa" w:w="2016"/>
+          </w:tcPr>
+          <w:p>
+            <w:r>
+              <w:t>Fluxo parcial: upload existe, mas extração ou persistência tem lacunas.</w:t>
+            </w:r>
+          </w:p>
+        </w:tc>
+        <w:tc>
+          <w:tcPr>
+            <w:tcW w:type="dxa" w:w="2016"/>
+          </w:tcPr>
+          <w:p>
+            <w:r>
+              <w:t>Feature não concluída.</w:t>
             </w:r>
           </w:p>
         </w:tc>
@@ -1242,7 +1362,7 @@
           </w:tcPr>
           <w:p>
             <w:r>
-              <w:t>TestOps e análise da falha</w:t>
+              <w:t>TestOps e RCA</w:t>
             </w:r>
           </w:p>
         </w:tc>
@@ -1252,7 +1372,7 @@
           </w:tcPr>
           <w:p>
             <w:r>
-              <w:t>Falha planejada bem demonstrada, RCA consistente e correção comprovada.</w:t>
+              <w:t>Falha planejada bem demonstrada, análise técnica consistente e correção comprovada.</w:t>
             </w:r>
           </w:p>
         </w:tc>
@@ -1262,7 +1382,7 @@
           </w:tcPr>
           <w:p>
             <w:r>
-              <w:t>Há falha e correção, mas a análise técnica é superficial.</w:t>
+              <w:t>Há falha e correção, mas a análise ficou superficial.</w:t>
             </w:r>
           </w:p>
         </w:tc>
@@ -1272,7 +1392,7 @@
           </w:tcPr>
           <w:p>
             <w:r>
-              <w:t>Não houve demonstração do bloqueio do deploy por testes.</w:t>
+              <w:t>Não houve demonstração real do bloqueio por testes.</w:t>
             </w:r>
           </w:p>
         </w:tc>
@@ -1282,7 +1402,7 @@
           </w:tcPr>
           <w:p>
             <w:r>
-              <w:t>25%</w:t>
+              <w:t>15%</w:t>
             </w:r>
           </w:p>
         </w:tc>
@@ -1294,7 +1414,7 @@
           </w:tcPr>
           <w:p>
             <w:r>
-              <w:t>Feature de upload/OCR</w:t>
+              <w:t>Qualidade do relatório</w:t>
             </w:r>
           </w:p>
         </w:tc>
@@ -1304,7 +1424,7 @@
           </w:tcPr>
           <w:p>
             <w:r>
-              <w:t>Upload funciona, extrai dados relevantes e salva a despesa com feedback adequado.</w:t>
+              <w:t>Documento claro, objetivo e tecnicamente auditável.</w:t>
             </w:r>
           </w:p>
         </w:tc>
@@ -1314,7 +1434,7 @@
           </w:tcPr>
           <w:p>
             <w:r>
-              <w:t>Feature parcial: upload existe, mas extração ou persistência tem lacunas.</w:t>
+              <w:t>Documento suficiente, mas com lacunas de clareza ou evidência.</w:t>
             </w:r>
           </w:p>
         </w:tc>
@@ -1324,111 +1444,7 @@
           </w:tcPr>
           <w:p>
             <w:r>
-              <w:t>Feature não funciona ou não foi integrada ao fluxo principal.</w:t>
-            </w:r>
-          </w:p>
-        </w:tc>
-        <w:tc>
-          <w:tcPr>
-            <w:tcW w:type="dxa" w:w="2016"/>
-          </w:tcPr>
-          <w:p>
-            <w:r>
-              <w:t>20%</w:t>
-            </w:r>
-          </w:p>
-        </w:tc>
-      </w:tr>
-      <w:tr>
-        <w:tc>
-          <w:tcPr>
-            <w:tcW w:type="dxa" w:w="2016"/>
-          </w:tcPr>
-          <w:p>
-            <w:r>
-              <w:t>Deploy controlado na Vercel</w:t>
-            </w:r>
-          </w:p>
-        </w:tc>
-        <w:tc>
-          <w:tcPr>
-            <w:tcW w:type="dxa" w:w="2016"/>
-          </w:tcPr>
-          <w:p>
-            <w:r>
-              <w:t>Deploy passa exclusivamente pela pipeline e há prova da publicação correta.</w:t>
-            </w:r>
-          </w:p>
-        </w:tc>
-        <w:tc>
-          <w:tcPr>
-            <w:tcW w:type="dxa" w:w="2016"/>
-          </w:tcPr>
-          <w:p>
-            <w:r>
-              <w:t>Deploy ocorreu, mas com alguma intervenção manual ou sem evidência completa.</w:t>
-            </w:r>
-          </w:p>
-        </w:tc>
-        <w:tc>
-          <w:tcPr>
-            <w:tcW w:type="dxa" w:w="2016"/>
-          </w:tcPr>
-          <w:p>
-            <w:r>
-              <w:t>Deploy não realizado ou sem controle pelo Jenkins.</w:t>
-            </w:r>
-          </w:p>
-        </w:tc>
-        <w:tc>
-          <w:tcPr>
-            <w:tcW w:type="dxa" w:w="2016"/>
-          </w:tcPr>
-          <w:p>
-            <w:r>
-              <w:t>10%</w:t>
-            </w:r>
-          </w:p>
-        </w:tc>
-      </w:tr>
-      <w:tr>
-        <w:tc>
-          <w:tcPr>
-            <w:tcW w:type="dxa" w:w="2016"/>
-          </w:tcPr>
-          <w:p>
-            <w:r>
-              <w:t>Qualidade do relatório técnico</w:t>
-            </w:r>
-          </w:p>
-        </w:tc>
-        <w:tc>
-          <w:tcPr>
-            <w:tcW w:type="dxa" w:w="2016"/>
-          </w:tcPr>
-          <w:p>
-            <w:r>
-              <w:t>Documento objetivo, completo, organizado e com prints úteis.</w:t>
-            </w:r>
-          </w:p>
-        </w:tc>
-        <w:tc>
-          <w:tcPr>
-            <w:tcW w:type="dxa" w:w="2016"/>
-          </w:tcPr>
-          <w:p>
-            <w:r>
-              <w:t>Documento atende ao básico, mas faltam clareza ou evidências em alguns pontos.</w:t>
-            </w:r>
-          </w:p>
-        </w:tc>
-        <w:tc>
-          <w:tcPr>
-            <w:tcW w:type="dxa" w:w="2016"/>
-          </w:tcPr>
-          <w:p>
-            <w:r>
-              <w:t>Relatório incompleto ou sem valor técnico para auditoria da atividade.</w:t>
+              <w:t>Relatório incompleto ou fraco tecnicamente.</w:t>
             </w:r>
           </w:p>
         </w:tc>
@@ -1454,7 +1470,7 @@
           <w:b w:val="0"/>
           <w:i w:val="0"/>
         </w:rPr>
-        <w:t>9. Fechamento</w:t>
+        <w:t>10. Fechamento</w:t>
       </w:r>
     </w:p>
     <w:p>
@@ -1466,7 +1482,7 @@
           <w:b w:val="0"/>
           <w:i w:val="0"/>
         </w:rPr>
-        <w:t>O sucesso deste trabalho depende de duas frentes inseparáveis: um enunciado bem seguido e uma implementação incremental com evidências reais. A equipe deve mostrar maturidade técnica ao configurar a infraestrutura, disciplina de qualidade ao usar testes como guardiões e clareza analítica ao explicar o que falhou, por que falhou e como foi corrigido.</w:t>
+        <w:t>Este trabalho foi desenhado para que o enunciado e o projeto base se complementem: o documento indica o caminho, e o repositório oferece o scaffold mínimo para a execução. O sucesso depende da capacidade da equipe de transformar TODOs em entrega testada, rastreável e publicada com controle de qualidade real.</w:t>
       </w:r>
     </w:p>
     <w:p>
@@ -1478,7 +1494,7 @@
           <w:b/>
           <w:i w:val="0"/>
         </w:rPr>
-        <w:t>Em caso de dúvida, a prioridade é manter o Jenkins como autoridade de publicação e preservar o fluxo completo de rastreabilidade.</w:t>
+        <w:t>Em caso de dúvida, a prioridade é manter o Jenkins como autoridade de publicação e preservar evidências técnicas de cada etapa.</w:t>
       </w:r>
     </w:p>
     <w:sectPr>

--- a/Trabalho Prático_ Orquestração de Ciclo de Vida e TestOps com Jenkins.docx
+++ b/Trabalho Prático_ Orquestração de Ciclo de Vida e TestOps com Jenkins.docx
@@ -2,146 +2,144 @@
 <file path=word/document.xml><?xml version="1.0" encoding="utf-8"?>
 <w:document xmlns:wpc="http://schemas.microsoft.com/office/word/2010/wordprocessingCanvas" xmlns:mo="http://schemas.microsoft.com/office/mac/office/2008/main" xmlns:mc="http://schemas.openxmlformats.org/markup-compatibility/2006" xmlns:mv="urn:schemas-microsoft-com:mac:vml" xmlns:o="urn:schemas-microsoft-com:office:office" xmlns:r="http://schemas.openxmlformats.org/officeDocument/2006/relationships" xmlns:m="http://schemas.openxmlformats.org/officeDocument/2006/math" xmlns:v="urn:schemas-microsoft-com:vml" xmlns:wp14="http://schemas.microsoft.com/office/word/2010/wordprocessingDrawing" xmlns:wp="http://schemas.openxmlformats.org/drawingml/2006/wordprocessingDrawing" xmlns:w10="urn:schemas-microsoft-com:office:word" xmlns:w="http://schemas.openxmlformats.org/wordprocessingml/2006/main" xmlns:w14="http://schemas.microsoft.com/office/word/2010/wordml" xmlns:wpg="http://schemas.microsoft.com/office/word/2010/wordprocessingGroup" xmlns:wpi="http://schemas.microsoft.com/office/word/2010/wordprocessingInk" xmlns:wne="http://schemas.microsoft.com/office/word/2006/wordml" xmlns:wps="http://schemas.microsoft.com/office/word/2010/wordprocessingShape" mc:Ignorable="w14 wp14">
   <w:body>
+    <w:p/>
     <w:p>
       <w:pPr>
-        <w:pStyle w:val="Heading1"/>
-        <w:spacing w:after="40"/>
         <w:jc w:val="center"/>
       </w:pPr>
       <w:r>
         <w:rPr>
           <w:b/>
+          <w:color w:val="1F2A22"/>
+          <w:sz w:val="32"/>
         </w:rPr>
-        <w:t>Trabalho Prático: Orquestração de Ciclo de Vida e TestOps com Jenkins</w:t>
+        <w:t>Trabalho Pratico: Orquestracao de Ciclo de Vida e TestOps com Jenkins</w:t>
       </w:r>
     </w:p>
     <w:p>
       <w:pPr>
-        <w:spacing w:after="200"/>
         <w:jc w:val="center"/>
       </w:pPr>
       <w:r>
         <w:rPr>
-          <w:b w:val="0"/>
-          <w:i/>
-          <w:color w:val="54607A"/>
+          <w:color w:val="556557"/>
+          <w:sz w:val="24"/>
         </w:rPr>
-        <w:t>Base didática: Next.js 16 + Firebase + Jenkins + Vercel + Testes Automatizados</w:t>
+        <w:t>Base didatica: Next.js 16 + Firebase + Jenkins + Vercel</w:t>
       </w:r>
     </w:p>
     <w:p>
       <w:pPr>
-        <w:spacing w:after="240"/>
+        <w:jc w:val="center"/>
       </w:pPr>
       <w:r>
         <w:rPr>
-          <w:b w:val="0"/>
-          <w:i w:val="0"/>
-          <w:color w:val="B1542C"/>
+          <w:color w:val="556557"/>
+          <w:sz w:val="24"/>
         </w:rPr>
-        <w:t>Observação para publicação: substitua o marcador [LINK_DO_TEMPLATE] pelo endereço do repositório base oficial antes de enviar este enunciado à turma.</w:t>
+        <w:t>Cypress  --&gt;  Playwright + Cucumber  --&gt;  testRigor</w:t>
       </w:r>
     </w:p>
     <w:p/>
     <w:p>
-      <w:pPr>
-        <w:pStyle w:val="Heading2"/>
-        <w:spacing w:after="80"/>
-      </w:pPr>
       <w:r>
-        <w:rPr>
-          <w:b w:val="0"/>
-          <w:i w:val="0"/>
-        </w:rPr>
-        <w:t>1. Visão Geral</w:t>
+        <w:br w:type="page"/>
       </w:r>
     </w:p>
     <w:p>
       <w:pPr>
-        <w:spacing w:after="120"/>
+        <w:spacing w:before="280" w:after="80"/>
       </w:pPr>
       <w:r>
         <w:rPr>
-          <w:b w:val="0"/>
-          <w:i w:val="0"/>
+          <w:b/>
+          <w:color w:val="1F2A22"/>
+          <w:sz w:val="26"/>
         </w:rPr>
-        <w:t>Neste trabalho, cada equipe receberá um projeto base chamado “Fluxo Financeiro”. O repositório não entrega as features avaliadas de forma pronta: ele apresenta a interface, os arquivos, os hooks, os testes-guia e os pontos de extensão marcados com `TODO implement` para que a turma implemente, teste e publique a solução com controle do Jenkins.</w:t>
+        <w:t>1. Visao Geral</w:t>
       </w:r>
     </w:p>
     <w:p>
       <w:pPr>
-        <w:spacing w:after="120"/>
+        <w:spacing w:after="80"/>
       </w:pPr>
       <w:r>
-        <w:rPr>
-          <w:b w:val="0"/>
-          <w:i w:val="0"/>
-        </w:rPr>
-        <w:t>A lógica central da disciplina é simples: se a feature não estiver provada por testes e pela pipeline, ela não deve chegar ao deploy.</w:t>
+        <w:t>Neste trabalho, cada equipe recebera um projeto base chamado 'Fluxo Financeiro'. O repositorio nao entrega as features avaliadas de forma pronta: ele apresenta a interface, os arquivos, os hooks, os testes-guia e os pontos de extensao marcados com TODO implement para que a turma implemente, teste e publique a solucao com controle do Jenkins.</w:t>
       </w:r>
     </w:p>
     <w:p>
       <w:pPr>
-        <w:pStyle w:val="Heading2"/>
         <w:spacing w:after="80"/>
       </w:pPr>
       <w:r>
+        <w:t>A logica central da disciplina e simples: se a feature nao estiver provada por testes e pela pipeline, ela nao deve chegar ao deploy.</w:t>
+      </w:r>
+    </w:p>
+    <w:p>
+      <w:pPr>
+        <w:spacing w:after="80"/>
+      </w:pPr>
+      <w:r>
+        <w:t>O trabalho e organizado em tres semanas com ferramentas de teste progressivamente diferentes — Cypress, Playwright e testRigor — sempre com o Jenkins como gatekeeper do deploy na Vercel. Essa progressao e intencional: ela simula a evolucao real de um time de engenharia que comeca com testes funcionais, adota BDD quando a complexidade dos requisitos aumenta e avalia ferramentas low-code para comparar custo-beneficio.</w:t>
+      </w:r>
+    </w:p>
+    <w:p>
+      <w:pPr>
+        <w:spacing w:before="280" w:after="80"/>
+      </w:pPr>
+      <w:r>
         <w:rPr>
-          <w:b w:val="0"/>
-          <w:i w:val="0"/>
+          <w:b/>
+          <w:color w:val="1F2A22"/>
+          <w:sz w:val="26"/>
         </w:rPr>
-        <w:t>2. Features obrigatórias do trabalho</w:t>
+        <w:t>2. Features Obrigatorias a Implementar</w:t>
+      </w:r>
+    </w:p>
+    <w:p>
+      <w:pPr>
+        <w:spacing w:after="80"/>
+      </w:pPr>
+      <w:r>
+        <w:t>As tres features abaixo estao preparadas como scaffold no repositorio base. Nenhuma delas esta completa — e tarefa da equipe implementar, testar e publicar via Jenkins.</w:t>
       </w:r>
     </w:p>
     <w:p>
       <w:pPr>
         <w:pStyle w:val="ListBullet"/>
-        <w:spacing w:after="60"/>
+        <w:ind w:left="360"/>
       </w:pPr>
       <w:r>
-        <w:t>Feature 01: criar entradas.</w:t>
+        <w:t>Feature 01: Cadastro de entradas financeiras.</w:t>
       </w:r>
     </w:p>
     <w:p>
       <w:pPr>
         <w:pStyle w:val="ListBullet"/>
-        <w:spacing w:after="60"/>
+        <w:ind w:left="360"/>
       </w:pPr>
       <w:r>
-        <w:t>Feature 02: criar saídas manuais.</w:t>
+        <w:t>Feature 02: Cadastro de saidas manuais.</w:t>
       </w:r>
     </w:p>
     <w:p>
       <w:pPr>
         <w:pStyle w:val="ListBullet"/>
-        <w:spacing w:after="60"/>
+        <w:ind w:left="360"/>
       </w:pPr>
       <w:r>
-        <w:t>Feature 03: criar saídas por leitura de nota fiscal enviada em PDF ou imagem.</w:t>
+        <w:t>Feature 03: Extracao de dados de nota fiscal enviada em PDF ou imagem (OCR) e salvamento como despesa.</w:t>
       </w:r>
     </w:p>
     <w:p>
       <w:pPr>
-        <w:spacing w:after="120"/>
+        <w:spacing w:before="280" w:after="80"/>
       </w:pPr>
       <w:r>
         <w:rPr>
-          <w:b w:val="0"/>
-          <w:i w:val="0"/>
-          <w:color w:val="B1542C"/>
-        </w:rPr>
-        <w:t>Importante: a feature de câmera foi removida do escopo oficial deste trabalho para manter compatibilidade com o laboratório baseado em desktop.</w:t>
-      </w:r>
-    </w:p>
-    <w:p>
-      <w:pPr>
-        <w:pStyle w:val="Heading2"/>
-        <w:spacing w:after="80"/>
-      </w:pPr>
-      <w:r>
-        <w:rPr>
-          <w:b w:val="0"/>
-          <w:i w:val="0"/>
+          <w:b/>
+          <w:color w:val="1F2A22"/>
+          <w:sz w:val="26"/>
         </w:rPr>
         <w:t>3. Objetivos de Aprendizagem</w:t>
       </w:r>
@@ -149,166 +147,788 @@
     <w:p>
       <w:pPr>
         <w:pStyle w:val="ListBullet"/>
-        <w:spacing w:after="60"/>
+        <w:ind w:left="360"/>
       </w:pPr>
       <w:r>
-        <w:t>Compreender a relação entre Git, GitHub, Jenkins e Vercel em um fluxo real de entrega contínua.</w:t>
+        <w:t>Compreender a relacao entre Git, GitHub, Jenkins e Vercel em um fluxo real de entrega continua.</w:t>
       </w:r>
     </w:p>
     <w:p>
       <w:pPr>
         <w:pStyle w:val="ListBullet"/>
-        <w:spacing w:after="60"/>
+        <w:ind w:left="360"/>
       </w:pPr>
       <w:r>
-        <w:t>Aplicar TestOps usando testes automatizados como critério de bloqueio e liberação.</w:t>
+        <w:t>Aplicar TestOps usando testes automatizados como criterio de bloqueio e liberacao do deploy.</w:t>
       </w:r>
     </w:p>
     <w:p>
       <w:pPr>
         <w:pStyle w:val="ListBullet"/>
-        <w:spacing w:after="60"/>
+        <w:ind w:left="360"/>
       </w:pPr>
       <w:r>
-        <w:t>Transformar um projeto base em um produto funcional a partir de scaffolds e TODOs bem posicionados.</w:t>
+        <w:t>Evoluir de testes funcionais (Cypress) para BDD (Playwright + Cucumber) e testes em linguagem natural (testRigor).</w:t>
       </w:r>
     </w:p>
     <w:p>
       <w:pPr>
         <w:pStyle w:val="ListBullet"/>
-        <w:spacing w:after="60"/>
+        <w:ind w:left="360"/>
       </w:pPr>
       <w:r>
-        <w:t>Produzir evidências técnicas de falha, correção, rastreabilidade e deploy controlado.</w:t>
-      </w:r>
-    </w:p>
-    <w:p>
-      <w:pPr>
-        <w:pStyle w:val="Heading2"/>
-        <w:spacing w:after="80"/>
-      </w:pPr>
-      <w:r>
-        <w:rPr>
-          <w:b w:val="0"/>
-          <w:i w:val="0"/>
-        </w:rPr>
-        <w:t>4. Cenário do Trabalho</w:t>
-      </w:r>
-    </w:p>
-    <w:p>
-      <w:pPr>
-        <w:spacing w:after="120"/>
-      </w:pPr>
-      <w:r>
-        <w:rPr>
-          <w:b w:val="0"/>
-          <w:i w:val="0"/>
-        </w:rPr>
-        <w:t>Você recebeu um template com dashboard responsivo, formulários-base, integração preparada para Firebase, scaffold de pipeline Jenkins e testes iniciais com `test.skip` para os comportamentos que a equipe deverá concluir.</w:t>
-      </w:r>
-    </w:p>
-    <w:p>
-      <w:pPr>
-        <w:spacing w:after="120"/>
-      </w:pPr>
-      <w:r>
-        <w:rPr>
-          <w:b w:val="0"/>
-          <w:i w:val="0"/>
-        </w:rPr>
-        <w:t>Link do repositório base: [LINK_DO_TEMPLATE]</w:t>
-      </w:r>
-    </w:p>
-    <w:p>
-      <w:pPr>
-        <w:spacing w:after="120"/>
-      </w:pPr>
-      <w:r>
-        <w:rPr>
-          <w:b w:val="0"/>
-          <w:i w:val="0"/>
-        </w:rPr>
-        <w:t>Cada equipe deverá fazer fork ou gerar um repositório a partir do template, preservar o histórico de commits e demonstrar claramente o momento em que a pipeline falha e o momento em que, após a correção, o deploy é liberado.</w:t>
-      </w:r>
-    </w:p>
-    <w:p>
-      <w:pPr>
-        <w:pStyle w:val="Heading2"/>
-        <w:spacing w:after="80"/>
-      </w:pPr>
-      <w:r>
-        <w:rPr>
-          <w:b w:val="0"/>
-          <w:i w:val="0"/>
-        </w:rPr>
-        <w:t>5. O que o projeto base entrega</w:t>
+        <w:t>Transformar um projeto base em produto funcional a partir de scaffolds e TODOs bem posicionados.</w:t>
       </w:r>
     </w:p>
     <w:p>
       <w:pPr>
         <w:pStyle w:val="ListBullet"/>
-        <w:spacing w:after="60"/>
+        <w:ind w:left="360"/>
       </w:pPr>
       <w:r>
-        <w:t>Dashboard pronto para contextualizar entradas, saídas manuais e leitura de nota fiscal.</w:t>
+        <w:t>Produzir evidencias tecnicas de falha, correcao, rastreabilidade e deploy controlado.</w:t>
       </w:r>
     </w:p>
     <w:p>
       <w:pPr>
         <w:pStyle w:val="ListBullet"/>
-        <w:spacing w:after="60"/>
+        <w:ind w:left="360"/>
       </w:pPr>
       <w:r>
-        <w:t>Formulários e componentes preparados, mas sem as features concluídas.</w:t>
+        <w:t>Desenvolver senso critico sobre quando usar engenharia estruturada versus ferramentas de IA/low-code.</w:t>
+      </w:r>
+    </w:p>
+    <w:p>
+      <w:pPr>
+        <w:spacing w:before="280" w:after="80"/>
+      </w:pPr>
+      <w:r>
+        <w:rPr>
+          <w:b/>
+          <w:color w:val="1F2A22"/>
+          <w:sz w:val="26"/>
+        </w:rPr>
+        <w:t>4. Cenario do Trabalho</w:t>
+      </w:r>
+    </w:p>
+    <w:p>
+      <w:pPr>
+        <w:spacing w:after="80"/>
+      </w:pPr>
+      <w:r>
+        <w:t>Voce recebeu um template com dashboard responsivo, formularios-base, integracao preparada para Firebase, scaffold de pipeline Jenkins, 23 cenarios Cypress prontos e stubs @todo para os cenarios que a equipe deve concluir.</w:t>
+      </w:r>
+    </w:p>
+    <w:p>
+      <w:pPr>
+        <w:spacing w:after="80"/>
+      </w:pPr>
+      <w:r>
+        <w:t>Link do repositorio base: https://github.com/emanoelsp/gestor_despesas</w:t>
+      </w:r>
+    </w:p>
+    <w:p>
+      <w:pPr>
+        <w:spacing w:after="80"/>
+      </w:pPr>
+      <w:r>
+        <w:t>Cada equipe devera fazer fork ou gerar um repositorio a partir do template, preservar o historico de commits e demonstrar claramente o momento em que a pipeline falha e o momento em que, apos a correcao, o deploy e liberado.</w:t>
+      </w:r>
+    </w:p>
+    <w:p>
+      <w:pPr>
+        <w:spacing w:before="280" w:after="80"/>
+      </w:pPr>
+      <w:r>
+        <w:rPr>
+          <w:b/>
+          <w:color w:val="1F2A22"/>
+          <w:sz w:val="26"/>
+        </w:rPr>
+        <w:t>5. Arquitetura da Pipeline (Jenkins + Vercel)</w:t>
+      </w:r>
+    </w:p>
+    <w:p>
+      <w:pPr>
+        <w:spacing w:after="80"/>
+      </w:pPr>
+      <w:r>
+        <w:t>O Jenkinsfile base contem os seguintes estagios obrigatorios:</w:t>
       </w:r>
     </w:p>
     <w:p>
       <w:pPr>
         <w:pStyle w:val="ListBullet"/>
-        <w:spacing w:after="60"/>
+        <w:ind w:left="360"/>
       </w:pPr>
       <w:r>
-        <w:t>Serviços com `TODO implement` para persistência das entradas e das saídas.</w:t>
+        <w:t>Checkout — clona o repositorio.</w:t>
       </w:r>
     </w:p>
     <w:p>
       <w:pPr>
         <w:pStyle w:val="ListBullet"/>
-        <w:spacing w:after="60"/>
+        <w:ind w:left="360"/>
       </w:pPr>
       <w:r>
-        <w:t>Rota `app/api/receipt-extraction/route.ts` preparada como ponto de extensão do OCR por arquivo.</w:t>
+        <w:t>Install — npm ci.</w:t>
       </w:r>
     </w:p>
     <w:p>
       <w:pPr>
         <w:pStyle w:val="ListBullet"/>
-        <w:spacing w:after="60"/>
+        <w:ind w:left="360"/>
       </w:pPr>
       <w:r>
-        <w:t>Scaffold de `Jenkinsfile` com estágios obrigatórios.</w:t>
+        <w:t>Unit Tests — Jest (npm run test).</w:t>
       </w:r>
     </w:p>
     <w:p>
       <w:pPr>
         <w:pStyle w:val="ListBullet"/>
-        <w:spacing w:after="60"/>
+        <w:ind w:left="360"/>
       </w:pPr>
       <w:r>
-        <w:t>Mapa de TODOs e testes-guia para orientar a implementação da turma.</w:t>
+        <w:t>Build — next build.</w:t>
       </w:r>
     </w:p>
     <w:p>
       <w:pPr>
-        <w:pStyle w:val="Heading3"/>
-        <w:spacing w:after="40"/>
+        <w:pStyle w:val="ListBullet"/>
+        <w:ind w:left="360"/>
+      </w:pPr>
+      <w:r>
+        <w:t>E2E Tests — Cypress (Semana 1) / Playwright (Semana 2).</w:t>
+      </w:r>
+    </w:p>
+    <w:p>
+      <w:pPr>
+        <w:pStyle w:val="ListBullet"/>
+        <w:ind w:left="360"/>
+      </w:pPr>
+      <w:r>
+        <w:t>Deploy Vercel — publicacao condicional ao branch main e pipeline verde.</w:t>
+      </w:r>
+    </w:p>
+    <w:p>
+      <w:pPr>
+        <w:spacing w:after="80"/>
+      </w:pPr>
+      <w:r>
+        <w:t>Cada stage que falha bloqueia os stages seguintes. O deploy nunca ocorre com testes vermelhos.</w:t>
+      </w:r>
+    </w:p>
+    <w:p>
+      <w:pPr>
+        <w:spacing w:before="280" w:after="80"/>
       </w:pPr>
       <w:r>
         <w:rPr>
-          <w:b w:val="0"/>
-          <w:i w:val="0"/>
+          <w:b/>
+          <w:color w:val="1F2A22"/>
+          <w:sz w:val="26"/>
         </w:rPr>
-        <w:t>Arquivos que a equipe deve completar:</w:t>
+        <w:t>6. Semana 1 — Implementacao com Bloqueio de Deploy (Cypress + Cucumber)</w:t>
+      </w:r>
+    </w:p>
+    <w:p>
+      <w:pPr>
+        <w:spacing w:before="200" w:after="60"/>
+      </w:pPr>
+      <w:r>
+        <w:rPr>
+          <w:b/>
+          <w:color w:val="1F8A70"/>
+          <w:sz w:val="24"/>
+        </w:rPr>
+        <w:t>Objetivo</w:t>
+      </w:r>
+    </w:p>
+    <w:p>
+      <w:pPr>
+        <w:spacing w:after="80"/>
+      </w:pPr>
+      <w:r>
+        <w:t>Implementar as tres features do scaffold e demonstrar que o Jenkins bloqueia o deploy enquanto os testes falham. O Cypress ja esta configurado com 23 cenarios passando e stubs @todo para os cenarios que a equipe deve ativar e completar.</w:t>
+      </w:r>
+    </w:p>
+    <w:p>
+      <w:pPr>
+        <w:spacing w:before="200" w:after="60"/>
+      </w:pPr>
+      <w:r>
+        <w:rPr>
+          <w:b/>
+          <w:color w:val="1F8A70"/>
+          <w:sz w:val="24"/>
+        </w:rPr>
+        <w:t>Passo a passo</w:t>
+      </w:r>
+    </w:p>
+    <w:p>
+      <w:pPr>
+        <w:pStyle w:val="ListBullet"/>
+        <w:ind w:left="360"/>
+      </w:pPr>
+      <w:r>
+        <w:t>Fase 0 — Preparacao: clone, configure Firebase, explore o dashboard.</w:t>
+      </w:r>
+    </w:p>
+    <w:p>
+      <w:pPr>
+        <w:pStyle w:val="ListBullet"/>
+        <w:ind w:left="360"/>
+      </w:pPr>
+      <w:r>
+        <w:t>Fase 1 — Git e GitHub: fork, branch de trabalho, webhook Jenkins.</w:t>
+      </w:r>
+    </w:p>
+    <w:p>
+      <w:pPr>
+        <w:pStyle w:val="ListBullet"/>
+        <w:ind w:left="360"/>
+      </w:pPr>
+      <w:r>
+        <w:t>Fase 2 — Jenkins: suba o Jenkins, configure plugins, crie o job, cadastre credenciais Vercel.</w:t>
+      </w:r>
+    </w:p>
+    <w:p>
+      <w:pPr>
+        <w:pStyle w:val="ListBullet"/>
+        <w:ind w:left="360"/>
+      </w:pPr>
+      <w:r>
+        <w:t>Fase 3 — Vercel: importe o projeto, cadastre variaveis Firebase e server-side do OCR.</w:t>
+      </w:r>
+    </w:p>
+    <w:p>
+      <w:pPr>
+        <w:pStyle w:val="ListBullet"/>
+        <w:ind w:left="360"/>
+      </w:pPr>
+      <w:r>
+        <w:t>Fase 4 — Ative os cenarios @todo ANTES de implementar a feature. O Jenkins deve falhar.</w:t>
+      </w:r>
+    </w:p>
+    <w:p>
+      <w:pPr>
+        <w:pStyle w:val="ListBullet"/>
+        <w:ind w:left="360"/>
+      </w:pPr>
+      <w:r>
+        <w:t>Fase 5 — Implemente as features, faca os testes passarem, obtenha a pipeline verde.</w:t>
+      </w:r>
+    </w:p>
+    <w:p>
+      <w:pPr>
+        <w:spacing w:before="200" w:after="60"/>
+      </w:pPr>
+      <w:r>
+        <w:rPr>
+          <w:b/>
+          <w:color w:val="1F8A70"/>
+          <w:sz w:val="24"/>
+        </w:rPr>
+        <w:t>Cenarios Cypress prontos (passando desde o inicio)</w:t>
+      </w:r>
+    </w:p>
+    <w:p>
+      <w:pPr>
+        <w:pStyle w:val="ListBullet"/>
+        <w:ind w:left="360"/>
+      </w:pPr>
+      <w:r>
+        <w:t>dashboard.feature — 5 cenarios</w:t>
+      </w:r>
+    </w:p>
+    <w:p>
+      <w:pPr>
+        <w:pStyle w:val="ListBullet"/>
+        <w:ind w:left="360"/>
+      </w:pPr>
+      <w:r>
+        <w:t>manual-expense-form.feature — 5 cenarios</w:t>
+      </w:r>
+    </w:p>
+    <w:p>
+      <w:pPr>
+        <w:pStyle w:val="ListBullet"/>
+        <w:ind w:left="360"/>
+      </w:pPr>
+      <w:r>
+        <w:t>income-entry-form.feature — 5 cenarios</w:t>
+      </w:r>
+    </w:p>
+    <w:p>
+      <w:pPr>
+        <w:pStyle w:val="ListBullet"/>
+        <w:ind w:left="360"/>
+      </w:pPr>
+      <w:r>
+        <w:t>receipt-upload-panel.feature — 5 cenarios</w:t>
+      </w:r>
+    </w:p>
+    <w:p>
+      <w:pPr>
+        <w:pStyle w:val="ListBullet"/>
+        <w:ind w:left="360"/>
+      </w:pPr>
+      <w:r>
+        <w:t>receipt-extraction-api.feature — 3 cenarios (API route)</w:t>
+      </w:r>
+    </w:p>
+    <w:p>
+      <w:pPr>
+        <w:spacing w:before="200" w:after="60"/>
+      </w:pPr>
+      <w:r>
+        <w:rPr>
+          <w:b/>
+          <w:color w:val="1F8A70"/>
+          <w:sz w:val="24"/>
+        </w:rPr>
+        <w:t>Stubs @todo para a equipe completar</w:t>
+      </w:r>
+    </w:p>
+    <w:p>
+      <w:pPr>
+        <w:pStyle w:val="ListBullet"/>
+        <w:ind w:left="360"/>
+      </w:pPr>
+      <w:r>
+        <w:t>todo-create-expense.feature — persistencia no Firestore (saidas)</w:t>
+      </w:r>
+    </w:p>
+    <w:p>
+      <w:pPr>
+        <w:pStyle w:val="ListBullet"/>
+        <w:ind w:left="360"/>
+      </w:pPr>
+      <w:r>
+        <w:t>todo-create-income-entry.feature — persistencia no Firestore (entradas)</w:t>
+      </w:r>
+    </w:p>
+    <w:p>
+      <w:pPr>
+        <w:pStyle w:val="ListBullet"/>
+        <w:ind w:left="360"/>
+      </w:pPr>
+      <w:r>
+        <w:t>todo-ocr-extraction.feature — OCR + salvamento da despesa</w:t>
+      </w:r>
+    </w:p>
+    <w:p>
+      <w:pPr>
+        <w:spacing w:before="200" w:after="60"/>
+      </w:pPr>
+      <w:r>
+        <w:rPr>
+          <w:b/>
+          <w:color w:val="1F8A70"/>
+          <w:sz w:val="24"/>
+        </w:rPr>
+        <w:t>Evidencias obrigatorias da Semana 1 para o relatorio PDF</w:t>
+      </w:r>
+    </w:p>
+    <w:p>
+      <w:pPr>
+        <w:pStyle w:val="ListBullet"/>
+        <w:ind w:left="360"/>
+      </w:pPr>
+      <w:r>
+        <w:t>Print do Jenkins com pipeline vermelha (teste ativado antes da implementacao).</w:t>
+      </w:r>
+    </w:p>
+    <w:p>
+      <w:pPr>
+        <w:pStyle w:val="ListBullet"/>
+        <w:ind w:left="360"/>
+      </w:pPr>
+      <w:r>
+        <w:t>Log de erro completo do stage que bloqueou o deploy.</w:t>
+      </w:r>
+    </w:p>
+    <w:p>
+      <w:pPr>
+        <w:pStyle w:val="ListBullet"/>
+        <w:ind w:left="360"/>
+      </w:pPr>
+      <w:r>
+        <w:t>Screenshots gerados pelo Cypress em cypress/screenshots/ durante a falha.</w:t>
+      </w:r>
+    </w:p>
+    <w:p>
+      <w:pPr>
+        <w:pStyle w:val="ListBullet"/>
+        <w:ind w:left="360"/>
+      </w:pPr>
+      <w:r>
+        <w:t>Print do Jenkins com pipeline verde apos a correcao.</w:t>
+      </w:r>
+    </w:p>
+    <w:p>
+      <w:pPr>
+        <w:pStyle w:val="ListBullet"/>
+        <w:ind w:left="360"/>
+      </w:pPr>
+      <w:r>
+        <w:t>Print do deploy publicado na Vercel acionado pela pipeline verde.</w:t>
+      </w:r>
+    </w:p>
+    <w:p>
+      <w:pPr>
+        <w:pStyle w:val="ListBullet"/>
+        <w:ind w:left="360"/>
+      </w:pPr>
+      <w:r>
+        <w:t>Rastreabilidade: commit que ativou o teste e commit que fez o teste passar.</w:t>
+      </w:r>
+    </w:p>
+    <w:p>
+      <w:pPr>
+        <w:pStyle w:val="ListBullet"/>
+        <w:ind w:left="360"/>
+      </w:pPr>
+      <w:r>
+        <w:t>Analise de causa raiz (RCA): por que o teste falhou e como isso provou o bloqueio correto.</w:t>
+      </w:r>
+    </w:p>
+    <w:p>
+      <w:pPr>
+        <w:spacing w:before="280" w:after="80"/>
+      </w:pPr>
+      <w:r>
+        <w:rPr>
+          <w:b/>
+          <w:color w:val="1F2A22"/>
+          <w:sz w:val="26"/>
+        </w:rPr>
+        <w:t>7. Semana 2 — BDD com Playwright + Cucumber (Testes Orientados a Comportamento)</w:t>
+      </w:r>
+    </w:p>
+    <w:p>
+      <w:pPr>
+        <w:spacing w:before="200" w:after="60"/>
+      </w:pPr>
+      <w:r>
+        <w:rPr>
+          <w:b/>
+          <w:color w:val="1F8A70"/>
+          <w:sz w:val="24"/>
+        </w:rPr>
+        <w:t>Objetivo</w:t>
+      </w:r>
+    </w:p>
+    <w:p>
+      <w:pPr>
+        <w:spacing w:after="80"/>
+      </w:pPr>
+      <w:r>
+        <w:t>Substituir o Cypress pela dupla Playwright + Cucumber e adotar a abordagem BDD para a feature de OCR, escrevendo o comportamento esperado em Gherkin ANTES de programar o Route Handler /api/receipt-extraction.</w:t>
+      </w:r>
+    </w:p>
+    <w:p>
+      <w:pPr>
+        <w:spacing w:after="80"/>
+      </w:pPr>
+      <w:r>
+        <w:t>A feature de OCR possui regras de negocio claras e verificaveis (nome do estabelecimento, valor, categoria sugerida). O BDD serve como ponte entre o requisito do documento e a automacao: a equipe escreve o 'o que' antes do 'como', garantindo que todos entendam a regra de negocio antes de integrar o fluxo de leitura de nota fiscal. O aprendizado muda de 'como testar' para 'o que estamos construindo'.</w:t>
+      </w:r>
+    </w:p>
+    <w:p>
+      <w:pPr>
+        <w:spacing w:before="200" w:after="60"/>
+      </w:pPr>
+      <w:r>
+        <w:rPr>
+          <w:b/>
+          <w:color w:val="1F8A70"/>
+          <w:sz w:val="24"/>
+        </w:rPr>
+        <w:t>Exemplo de cenario Gherkin para a feature OCR</w:t>
+      </w:r>
+    </w:p>
+    <w:p>
+      <w:r>
+        <w:rPr>
+          <w:rFonts w:ascii="Courier New" w:hAnsi="Courier New"/>
+          <w:color w:val="2D6A4F"/>
+          <w:sz w:val="18"/>
+        </w:rPr>
+        <w:t>Feature: Extracao de nota fiscal por OCR</w:t>
+      </w:r>
+    </w:p>
+    <w:p>
+      <w:r>
+        <w:rPr>
+          <w:rFonts w:ascii="Courier New" w:hAnsi="Courier New"/>
+          <w:color w:val="2D6A4F"/>
+          <w:sz w:val="18"/>
+        </w:rPr>
+      </w:r>
+    </w:p>
+    <w:p>
+      <w:r>
+        <w:rPr>
+          <w:rFonts w:ascii="Courier New" w:hAnsi="Courier New"/>
+          <w:color w:val="2D6A4F"/>
+          <w:sz w:val="18"/>
+        </w:rPr>
+        <w:t xml:space="preserve">  Scenario: Upload de PDF valido extrai dados e salva despesa</w:t>
+      </w:r>
+    </w:p>
+    <w:p>
+      <w:r>
+        <w:rPr>
+          <w:rFonts w:ascii="Courier New" w:hAnsi="Courier New"/>
+          <w:color w:val="2D6A4F"/>
+          <w:sz w:val="18"/>
+        </w:rPr>
+        <w:t xml:space="preserve">    Given que o usuario esta no painel de upload de nota fiscal</w:t>
+      </w:r>
+    </w:p>
+    <w:p>
+      <w:r>
+        <w:rPr>
+          <w:rFonts w:ascii="Courier New" w:hAnsi="Courier New"/>
+          <w:color w:val="2D6A4F"/>
+          <w:sz w:val="18"/>
+        </w:rPr>
+        <w:t xml:space="preserve">    When ele envia um PDF valido com nome do estabelecimento e valor</w:t>
+      </w:r>
+    </w:p>
+    <w:p>
+      <w:r>
+        <w:rPr>
+          <w:rFonts w:ascii="Courier New" w:hAnsi="Courier New"/>
+          <w:color w:val="2D6A4F"/>
+          <w:sz w:val="18"/>
+        </w:rPr>
+        <w:t xml:space="preserve">    Then o sistema deve extrair o nome do estabelecimento</w:t>
+      </w:r>
+    </w:p>
+    <w:p>
+      <w:r>
+        <w:rPr>
+          <w:rFonts w:ascii="Courier New" w:hAnsi="Courier New"/>
+          <w:color w:val="2D6A4F"/>
+          <w:sz w:val="18"/>
+        </w:rPr>
+        <w:t xml:space="preserve">    And o sistema deve extrair o valor da compra</w:t>
+      </w:r>
+    </w:p>
+    <w:p>
+      <w:r>
+        <w:rPr>
+          <w:rFonts w:ascii="Courier New" w:hAnsi="Courier New"/>
+          <w:color w:val="2D6A4F"/>
+          <w:sz w:val="18"/>
+        </w:rPr>
+        <w:t xml:space="preserve">    And o resultado deve ser salvo como despesa no Firestore</w:t>
+      </w:r>
+    </w:p>
+    <w:p>
+      <w:r>
+        <w:rPr>
+          <w:rFonts w:ascii="Courier New" w:hAnsi="Courier New"/>
+          <w:color w:val="2D6A4F"/>
+          <w:sz w:val="18"/>
+        </w:rPr>
+        <w:t xml:space="preserve">    And o dashboard deve exibir a nova despesa na lista de lancamentos recentes</w:t>
+      </w:r>
+    </w:p>
+    <w:p>
+      <w:pPr>
+        <w:spacing w:before="200" w:after="60"/>
+      </w:pPr>
+      <w:r>
+        <w:rPr>
+          <w:b/>
+          <w:color w:val="1F8A70"/>
+          <w:sz w:val="24"/>
+        </w:rPr>
+        <w:t>Dinamica da atividade</w:t>
+      </w:r>
+    </w:p>
+    <w:p>
+      <w:pPr>
+        <w:pStyle w:val="ListBullet"/>
+        <w:ind w:left="360"/>
+      </w:pPr>
+      <w:r>
+        <w:t>1. Escreva os cenarios Gherkin ANTES de implementar a rota de OCR.</w:t>
+      </w:r>
+    </w:p>
+    <w:p>
+      <w:pPr>
+        <w:pStyle w:val="ListBullet"/>
+        <w:ind w:left="360"/>
+      </w:pPr>
+      <w:r>
+        <w:t>2. As Step Definitions do Cucumber chamarao as acoes do Playwright.</w:t>
+      </w:r>
+    </w:p>
+    <w:p>
+      <w:pPr>
+        <w:pStyle w:val="ListBullet"/>
+        <w:ind w:left="360"/>
+      </w:pPr>
+      <w:r>
+        <w:t>3. Faca push — o Jenkins deve falhar porque a rota ainda retorna 501.</w:t>
+      </w:r>
+    </w:p>
+    <w:p>
+      <w:pPr>
+        <w:pStyle w:val="ListBullet"/>
+        <w:ind w:left="360"/>
+      </w:pPr>
+      <w:r>
+        <w:t>4. Implemente a rota de OCR, faca os cenarios passarem, obtenha a pipeline verde.</w:t>
+      </w:r>
+    </w:p>
+    <w:p>
+      <w:pPr>
+        <w:pStyle w:val="ListBullet"/>
+        <w:ind w:left="360"/>
+      </w:pPr>
+      <w:r>
+        <w:t>5. Substitua o stage Cypress do Jenkinsfile pelo stage Playwright.</w:t>
+      </w:r>
+    </w:p>
+    <w:p>
+      <w:pPr>
+        <w:spacing w:before="200" w:after="60"/>
+      </w:pPr>
+      <w:r>
+        <w:rPr>
+          <w:b/>
+          <w:color w:val="1F8A70"/>
+          <w:sz w:val="24"/>
+        </w:rPr>
+        <w:t>Stage Jenkins para Playwright</w:t>
+      </w:r>
+    </w:p>
+    <w:p>
+      <w:r>
+        <w:rPr>
+          <w:rFonts w:ascii="Courier New" w:hAnsi="Courier New"/>
+          <w:color w:val="2D6A4F"/>
+          <w:sz w:val="18"/>
+        </w:rPr>
+        <w:t>stage('E2E Tests (Playwright + Cucumber)') {</w:t>
+      </w:r>
+    </w:p>
+    <w:p>
+      <w:r>
+        <w:rPr>
+          <w:rFonts w:ascii="Courier New" w:hAnsi="Courier New"/>
+          <w:color w:val="2D6A4F"/>
+          <w:sz w:val="18"/>
+        </w:rPr>
+        <w:t xml:space="preserve">  steps {</w:t>
+      </w:r>
+    </w:p>
+    <w:p>
+      <w:r>
+        <w:rPr>
+          <w:rFonts w:ascii="Courier New" w:hAnsi="Courier New"/>
+          <w:color w:val="2D6A4F"/>
+          <w:sz w:val="18"/>
+        </w:rPr>
+        <w:t xml:space="preserve">    sh 'npx playwright install --with-deps chromium'</w:t>
+      </w:r>
+    </w:p>
+    <w:p>
+      <w:r>
+        <w:rPr>
+          <w:rFonts w:ascii="Courier New" w:hAnsi="Courier New"/>
+          <w:color w:val="2D6A4F"/>
+          <w:sz w:val="18"/>
+        </w:rPr>
+        <w:t xml:space="preserve">    sh 'npm run test:e2e:playwright'</w:t>
+      </w:r>
+    </w:p>
+    <w:p>
+      <w:r>
+        <w:rPr>
+          <w:rFonts w:ascii="Courier New" w:hAnsi="Courier New"/>
+          <w:color w:val="2D6A4F"/>
+          <w:sz w:val="18"/>
+        </w:rPr>
+        <w:t xml:space="preserve">  }</w:t>
+      </w:r>
+    </w:p>
+    <w:p>
+      <w:r>
+        <w:rPr>
+          <w:rFonts w:ascii="Courier New" w:hAnsi="Courier New"/>
+          <w:color w:val="2D6A4F"/>
+          <w:sz w:val="18"/>
+        </w:rPr>
+        <w:t xml:space="preserve">  post {</w:t>
+      </w:r>
+    </w:p>
+    <w:p>
+      <w:r>
+        <w:rPr>
+          <w:rFonts w:ascii="Courier New" w:hAnsi="Courier New"/>
+          <w:color w:val="2D6A4F"/>
+          <w:sz w:val="18"/>
+        </w:rPr>
+        <w:t xml:space="preserve">    always {</w:t>
+      </w:r>
+    </w:p>
+    <w:p>
+      <w:r>
+        <w:rPr>
+          <w:rFonts w:ascii="Courier New" w:hAnsi="Courier New"/>
+          <w:color w:val="2D6A4F"/>
+          <w:sz w:val="18"/>
+        </w:rPr>
+        <w:t xml:space="preserve">      archiveArtifacts artifacts: 'playwright-report/**/*', allowEmptyArchive: true</w:t>
+      </w:r>
+    </w:p>
+    <w:p>
+      <w:r>
+        <w:rPr>
+          <w:rFonts w:ascii="Courier New" w:hAnsi="Courier New"/>
+          <w:color w:val="2D6A4F"/>
+          <w:sz w:val="18"/>
+        </w:rPr>
+        <w:t xml:space="preserve">    }</w:t>
+      </w:r>
+    </w:p>
+    <w:p>
+      <w:r>
+        <w:rPr>
+          <w:rFonts w:ascii="Courier New" w:hAnsi="Courier New"/>
+          <w:color w:val="2D6A4F"/>
+          <w:sz w:val="18"/>
+        </w:rPr>
+        <w:t xml:space="preserve">  }</w:t>
+      </w:r>
+    </w:p>
+    <w:p>
+      <w:r>
+        <w:rPr>
+          <w:rFonts w:ascii="Courier New" w:hAnsi="Courier New"/>
+          <w:color w:val="2D6A4F"/>
+          <w:sz w:val="18"/>
+        </w:rPr>
+        <w:t>}</w:t>
+      </w:r>
+    </w:p>
+    <w:p>
+      <w:pPr>
+        <w:spacing w:before="200" w:after="60"/>
+      </w:pPr>
+      <w:r>
+        <w:rPr>
+          <w:b/>
+          <w:color w:val="1F8A70"/>
+          <w:sz w:val="24"/>
+        </w:rPr>
+        <w:t>O que muda em relacao ao Cypress</w:t>
       </w:r>
     </w:p>
     <w:tbl>
@@ -318,41 +938,47 @@
         <w:tblLook w:firstColumn="1" w:firstRow="1" w:lastColumn="0" w:lastRow="0" w:noHBand="0" w:noVBand="1" w:val="04A0"/>
       </w:tblPr>
       <w:tblGrid>
-        <w:gridCol w:w="3360"/>
-        <w:gridCol w:w="3360"/>
-        <w:gridCol w:w="3360"/>
+        <w:gridCol w:w="2880"/>
+        <w:gridCol w:w="2880"/>
+        <w:gridCol w:w="2880"/>
       </w:tblGrid>
       <w:tr>
         <w:tc>
           <w:tcPr>
-            <w:tcW w:type="dxa" w:w="3360"/>
-            <w:shd w:fill="D9EAF7"/>
+            <w:tcW w:type="dxa" w:w="2880"/>
           </w:tcPr>
           <w:p>
             <w:r>
-              <w:t>Arquivo</w:t>
+              <w:rPr>
+                <w:b/>
+              </w:rPr>
+              <w:t>Aspecto</w:t>
             </w:r>
           </w:p>
         </w:tc>
         <w:tc>
           <w:tcPr>
-            <w:tcW w:type="dxa" w:w="3360"/>
-            <w:shd w:fill="D9EAF7"/>
+            <w:tcW w:type="dxa" w:w="2880"/>
           </w:tcPr>
           <w:p>
             <w:r>
-              <w:t>Responsabilidade</w:t>
+              <w:rPr>
+                <w:b/>
+              </w:rPr>
+              <w:t>Cypress</w:t>
             </w:r>
           </w:p>
         </w:tc>
         <w:tc>
           <w:tcPr>
-            <w:tcW w:type="dxa" w:w="3360"/>
-            <w:shd w:fill="D9EAF7"/>
+            <w:tcW w:type="dxa" w:w="2880"/>
           </w:tcPr>
           <w:p>
             <w:r>
-              <w:t>O que falta concluir</w:t>
+              <w:rPr>
+                <w:b/>
+              </w:rPr>
+              <w:t>Playwright + Cucumber</w:t>
             </w:r>
           </w:p>
         </w:tc>
@@ -360,31 +986,31 @@
       <w:tr>
         <w:tc>
           <w:tcPr>
-            <w:tcW w:type="dxa" w:w="3360"/>
+            <w:tcW w:type="dxa" w:w="2880"/>
           </w:tcPr>
           <w:p>
             <w:r>
-              <w:t>src/components/income-entry-form.tsx</w:t>
+              <w:t>Paradigma</w:t>
             </w:r>
           </w:p>
         </w:tc>
         <w:tc>
           <w:tcPr>
-            <w:tcW w:type="dxa" w:w="3360"/>
+            <w:tcW w:type="dxa" w:w="2880"/>
           </w:tcPr>
           <w:p>
             <w:r>
-              <w:t>UI da feature 01</w:t>
+              <w:t>Orientado a componente/UI</w:t>
             </w:r>
           </w:p>
         </w:tc>
         <w:tc>
           <w:tcPr>
-            <w:tcW w:type="dxa" w:w="3360"/>
+            <w:tcW w:type="dxa" w:w="2880"/>
           </w:tcPr>
           <w:p>
             <w:r>
-              <w:t>Concluir a experiência de cadastro de entradas.</w:t>
+              <w:t>Orientado a comportamento (BDD)</w:t>
             </w:r>
           </w:p>
         </w:tc>
@@ -392,31 +1018,31 @@
       <w:tr>
         <w:tc>
           <w:tcPr>
-            <w:tcW w:type="dxa" w:w="3360"/>
+            <w:tcW w:type="dxa" w:w="2880"/>
           </w:tcPr>
           <w:p>
             <w:r>
-              <w:t>src/services/income-entry-service.ts</w:t>
+              <w:t>Especificacao</w:t>
             </w:r>
           </w:p>
         </w:tc>
         <w:tc>
           <w:tcPr>
-            <w:tcW w:type="dxa" w:w="3360"/>
+            <w:tcW w:type="dxa" w:w="2880"/>
           </w:tcPr>
           <w:p>
             <w:r>
-              <w:t>Persistência da feature 01</w:t>
+              <w:t>Steps em TypeScript direto</w:t>
             </w:r>
           </w:p>
         </w:tc>
         <w:tc>
           <w:tcPr>
-            <w:tcW w:type="dxa" w:w="3360"/>
+            <w:tcW w:type="dxa" w:w="2880"/>
           </w:tcPr>
           <w:p>
             <w:r>
-              <w:t>Salvar entradas no Firestore e definir a coleção.</w:t>
+              <w:t>Gherkin legivel por nao-tecnicos</w:t>
             </w:r>
           </w:p>
         </w:tc>
@@ -424,31 +1050,31 @@
       <w:tr>
         <w:tc>
           <w:tcPr>
-            <w:tcW w:type="dxa" w:w="3360"/>
+            <w:tcW w:type="dxa" w:w="2880"/>
           </w:tcPr>
           <w:p>
             <w:r>
-              <w:t>src/components/manual-expense-form.tsx</w:t>
+              <w:t>Navegadores</w:t>
             </w:r>
           </w:p>
         </w:tc>
         <w:tc>
           <w:tcPr>
-            <w:tcW w:type="dxa" w:w="3360"/>
+            <w:tcW w:type="dxa" w:w="2880"/>
           </w:tcPr>
           <w:p>
             <w:r>
-              <w:t>UI da feature 02</w:t>
+              <w:t>Electron/Chrome</w:t>
             </w:r>
           </w:p>
         </w:tc>
         <w:tc>
           <w:tcPr>
-            <w:tcW w:type="dxa" w:w="3360"/>
+            <w:tcW w:type="dxa" w:w="2880"/>
           </w:tcPr>
           <w:p>
             <w:r>
-              <w:t>Concluir regras de validação e fluxo de saída manual.</w:t>
+              <w:t>Chromium, Firefox, WebKit</w:t>
             </w:r>
           </w:p>
         </w:tc>
@@ -456,31 +1082,31 @@
       <w:tr>
         <w:tc>
           <w:tcPr>
-            <w:tcW w:type="dxa" w:w="3360"/>
+            <w:tcW w:type="dxa" w:w="2880"/>
           </w:tcPr>
           <w:p>
             <w:r>
-              <w:t>src/services/expense-service.ts</w:t>
+              <w:t>Paralelismo</w:t>
             </w:r>
           </w:p>
         </w:tc>
         <w:tc>
           <w:tcPr>
-            <w:tcW w:type="dxa" w:w="3360"/>
+            <w:tcW w:type="dxa" w:w="2880"/>
           </w:tcPr>
           <w:p>
             <w:r>
-              <w:t>Persistência da feature 02 e 03</w:t>
+              <w:t>Limitado no plano free</w:t>
             </w:r>
           </w:p>
         </w:tc>
         <w:tc>
           <w:tcPr>
-            <w:tcW w:type="dxa" w:w="3360"/>
+            <w:tcW w:type="dxa" w:w="2880"/>
           </w:tcPr>
           <w:p>
             <w:r>
-              <w:t>Salvar saídas manuais e saídas vindas do OCR.</w:t>
+              <w:t>Nativo e configuravel</w:t>
             </w:r>
           </w:p>
         </w:tc>
@@ -488,31 +1114,31 @@
       <w:tr>
         <w:tc>
           <w:tcPr>
-            <w:tcW w:type="dxa" w:w="3360"/>
+            <w:tcW w:type="dxa" w:w="2880"/>
           </w:tcPr>
           <w:p>
             <w:r>
-              <w:t>src/components/receipt-upload-panel.tsx</w:t>
+              <w:t>Relatorio</w:t>
             </w:r>
           </w:p>
         </w:tc>
         <w:tc>
           <w:tcPr>
-            <w:tcW w:type="dxa" w:w="3360"/>
+            <w:tcW w:type="dxa" w:w="2880"/>
           </w:tcPr>
           <w:p>
             <w:r>
-              <w:t>UI da feature 03</w:t>
+              <w:t>Screenshot/video</w:t>
             </w:r>
           </w:p>
         </w:tc>
         <w:tc>
           <w:tcPr>
-            <w:tcW w:type="dxa" w:w="3360"/>
+            <w:tcW w:type="dxa" w:w="2880"/>
           </w:tcPr>
           <w:p>
             <w:r>
-              <w:t>Concluir o fluxo de upload e revisão da nota fiscal.</w:t>
+              <w:t>HTML report + trace viewer</w:t>
             </w:r>
           </w:p>
         </w:tc>
@@ -520,31 +1146,31 @@
       <w:tr>
         <w:tc>
           <w:tcPr>
-            <w:tcW w:type="dxa" w:w="3360"/>
+            <w:tcW w:type="dxa" w:w="2880"/>
           </w:tcPr>
           <w:p>
             <w:r>
-              <w:t>src/services/receipt-upload.ts</w:t>
+              <w:t>Legibilidade do requisito</w:t>
             </w:r>
           </w:p>
         </w:tc>
         <w:tc>
           <w:tcPr>
-            <w:tcW w:type="dxa" w:w="3360"/>
+            <w:tcW w:type="dxa" w:w="2880"/>
           </w:tcPr>
           <w:p>
             <w:r>
-              <w:t>Lógica cliente da feature 03</w:t>
+              <w:t>Baixa (codigo)</w:t>
             </w:r>
           </w:p>
         </w:tc>
         <w:tc>
           <w:tcPr>
-            <w:tcW w:type="dxa" w:w="3360"/>
+            <w:tcW w:type="dxa" w:w="2880"/>
           </w:tcPr>
           <w:p>
             <w:r>
-              <w:t>Transformar a resposta do OCR em despesa válida.</w:t>
+              <w:t>Alta (Gherkin em linguagem natural)</w:t>
             </w:r>
           </w:p>
         </w:tc>
@@ -552,63 +1178,31 @@
       <w:tr>
         <w:tc>
           <w:tcPr>
-            <w:tcW w:type="dxa" w:w="3360"/>
+            <w:tcW w:type="dxa" w:w="2880"/>
           </w:tcPr>
           <w:p>
             <w:r>
-              <w:t>src/app/api/receipt-extraction/route.ts</w:t>
+              <w:t>Ideal para</w:t>
             </w:r>
           </w:p>
         </w:tc>
         <w:tc>
           <w:tcPr>
-            <w:tcW w:type="dxa" w:w="3360"/>
+            <w:tcW w:type="dxa" w:w="2880"/>
           </w:tcPr>
           <w:p>
             <w:r>
-              <w:t>Ponto de OCR</w:t>
+              <w:t>Smoke tests rapidos de UI</w:t>
             </w:r>
           </w:p>
         </w:tc>
         <w:tc>
           <w:tcPr>
-            <w:tcW w:type="dxa" w:w="3360"/>
+            <w:tcW w:type="dxa" w:w="2880"/>
           </w:tcPr>
           <w:p>
             <w:r>
-              <w:t>Extrair nome do estabelecimento e valor da nota fiscal.</w:t>
-            </w:r>
-          </w:p>
-        </w:tc>
-      </w:tr>
-      <w:tr>
-        <w:tc>
-          <w:tcPr>
-            <w:tcW w:type="dxa" w:w="3360"/>
-          </w:tcPr>
-          <w:p>
-            <w:r>
-              <w:t>Jenkinsfile</w:t>
-            </w:r>
-          </w:p>
-        </w:tc>
-        <w:tc>
-          <w:tcPr>
-            <w:tcW w:type="dxa" w:w="3360"/>
-          </w:tcPr>
-          <w:p>
-            <w:r>
-              <w:t>Pipeline</w:t>
-            </w:r>
-          </w:p>
-        </w:tc>
-        <w:tc>
-          <w:tcPr>
-            <w:tcW w:type="dxa" w:w="3360"/>
-          </w:tcPr>
-          <w:p>
-            <w:r>
-              <w:t>Completar credentials, gatilho e deploy controlado pela pipeline.</w:t>
+              <w:t>Features com regras de negocio complexas</w:t>
             </w:r>
           </w:p>
         </w:tc>
@@ -616,465 +1210,273 @@
     </w:tbl>
     <w:p>
       <w:pPr>
-        <w:pStyle w:val="Heading2"/>
-        <w:spacing w:after="80"/>
+        <w:spacing w:before="200" w:after="60"/>
       </w:pPr>
       <w:r>
         <w:rPr>
-          <w:b w:val="0"/>
-          <w:i w:val="0"/>
+          <w:b/>
+          <w:color w:val="1F8A70"/>
+          <w:sz w:val="24"/>
         </w:rPr>
-        <w:t>6. Passo a Passo Indicativo da Atividade</w:t>
-      </w:r>
-    </w:p>
-    <w:p>
-      <w:pPr>
-        <w:pStyle w:val="Heading3"/>
-        <w:spacing w:after="40"/>
-      </w:pPr>
-      <w:r>
-        <w:rPr>
-          <w:b w:val="0"/>
-          <w:i w:val="0"/>
-        </w:rPr>
-        <w:t>Fase 0. Preparação local</w:t>
-      </w:r>
-    </w:p>
-    <w:p>
-      <w:pPr>
-        <w:pStyle w:val="ListNumber"/>
-        <w:spacing w:after="60"/>
-      </w:pPr>
-      <w:r>
-        <w:t>Clone o repositório da equipe.</w:t>
-      </w:r>
-    </w:p>
-    <w:p>
-      <w:pPr>
-        <w:pStyle w:val="ListNumber"/>
-        <w:spacing w:after="60"/>
-      </w:pPr>
-      <w:r>
-        <w:t>Rode a aplicação localmente e explore o dashboard.</w:t>
-      </w:r>
-    </w:p>
-    <w:p>
-      <w:pPr>
-        <w:pStyle w:val="ListNumber"/>
-        <w:spacing w:after="60"/>
-      </w:pPr>
-      <w:r>
-        <w:t>Leia `README.md` e `docs/TODO_IMPLEMENTATION_MAP.md` para mapear as lacunas deixadas para a turma.</w:t>
-      </w:r>
-    </w:p>
-    <w:p>
-      <w:pPr>
-        <w:pStyle w:val="Heading3"/>
-        <w:spacing w:after="40"/>
-      </w:pPr>
-      <w:r>
-        <w:rPr>
-          <w:b w:val="0"/>
-          <w:i w:val="0"/>
-        </w:rPr>
-        <w:t>Fase 1. Git e GitHub</w:t>
-      </w:r>
-    </w:p>
-    <w:p>
-      <w:pPr>
-        <w:pStyle w:val="ListNumber"/>
-        <w:spacing w:after="60"/>
-      </w:pPr>
-      <w:r>
-        <w:t>Faça fork do template ou gere um repositório novo a partir dele.</w:t>
-      </w:r>
-    </w:p>
-    <w:p>
-      <w:pPr>
-        <w:pStyle w:val="ListNumber"/>
-        <w:spacing w:after="60"/>
-      </w:pPr>
-      <w:r>
-        <w:t>Organize a branch de trabalho da equipe.</w:t>
-      </w:r>
-    </w:p>
-    <w:p>
-      <w:pPr>
-        <w:pStyle w:val="ListNumber"/>
-        <w:spacing w:after="60"/>
-      </w:pPr>
-      <w:r>
-        <w:t>Garanta que o histórico de commits deixe claro quando um teste foi ativado, quando falhou e quando foi corrigido.</w:t>
-      </w:r>
-    </w:p>
-    <w:p>
-      <w:pPr>
-        <w:pStyle w:val="ListNumber"/>
-        <w:spacing w:after="60"/>
-      </w:pPr>
-      <w:r>
-        <w:t>Prepare o repositório para uso de webhook com o Jenkins.</w:t>
-      </w:r>
-    </w:p>
-    <w:p>
-      <w:pPr>
-        <w:pStyle w:val="Heading3"/>
-        <w:spacing w:after="40"/>
-      </w:pPr>
-      <w:r>
-        <w:rPr>
-          <w:b w:val="0"/>
-          <w:i w:val="0"/>
-        </w:rPr>
-        <w:t>Fase 2. Jenkins</w:t>
-      </w:r>
-    </w:p>
-    <w:p>
-      <w:pPr>
-        <w:pStyle w:val="ListNumber"/>
-        <w:spacing w:after="60"/>
-      </w:pPr>
-      <w:r>
-        <w:t>Suba o Jenkins em ambiente persistente.</w:t>
-      </w:r>
-    </w:p>
-    <w:p>
-      <w:pPr>
-        <w:pStyle w:val="ListNumber"/>
-        <w:spacing w:after="60"/>
-      </w:pPr>
-      <w:r>
-        <w:t>Instale e configure os plugins mínimos de Git, GitHub, Pipeline e Credentials Binding.</w:t>
-      </w:r>
-    </w:p>
-    <w:p>
-      <w:pPr>
-        <w:pStyle w:val="ListNumber"/>
-        <w:spacing w:after="60"/>
-      </w:pPr>
-      <w:r>
-        <w:t>Crie o job apontando para o repositório da equipe.</w:t>
-      </w:r>
-    </w:p>
-    <w:p>
-      <w:pPr>
-        <w:pStyle w:val="ListNumber"/>
-        <w:spacing w:after="60"/>
-      </w:pPr>
-      <w:r>
-        <w:t>Cadastre `VERCEL_TOKEN`, `VERCEL_ORG_ID` e `VERCEL_PROJECT_ID` no repositório de credenciais do Jenkins.</w:t>
-      </w:r>
-    </w:p>
-    <w:p>
-      <w:pPr>
-        <w:pStyle w:val="ListNumber"/>
-        <w:spacing w:after="60"/>
-      </w:pPr>
-      <w:r>
-        <w:t>Configure o webhook do GitHub para acionar a pipeline a cada push.</w:t>
-      </w:r>
-    </w:p>
-    <w:p>
-      <w:pPr>
-        <w:pStyle w:val="ListNumber"/>
-        <w:spacing w:after="60"/>
-      </w:pPr>
-      <w:r>
-        <w:t>Complete o `Jenkinsfile` apenas onde existem marcações `TODO implement`.</w:t>
-      </w:r>
-    </w:p>
-    <w:p>
-      <w:pPr>
-        <w:pStyle w:val="Heading3"/>
-        <w:spacing w:after="40"/>
-      </w:pPr>
-      <w:r>
-        <w:rPr>
-          <w:b w:val="0"/>
-          <w:i w:val="0"/>
-        </w:rPr>
-        <w:t>Fase 3. Vercel</w:t>
-      </w:r>
-    </w:p>
-    <w:p>
-      <w:pPr>
-        <w:pStyle w:val="ListNumber"/>
-        <w:spacing w:after="60"/>
-      </w:pPr>
-      <w:r>
-        <w:t>Crie ou importe o projeto da equipe na Vercel.</w:t>
-      </w:r>
-    </w:p>
-    <w:p>
-      <w:pPr>
-        <w:pStyle w:val="ListNumber"/>
-        <w:spacing w:after="60"/>
-      </w:pPr>
-      <w:r>
-        <w:t>Cadastre as variáveis públicas do Firebase.</w:t>
-      </w:r>
-    </w:p>
-    <w:p>
-      <w:pPr>
-        <w:pStyle w:val="ListNumber"/>
-        <w:spacing w:after="60"/>
-      </w:pPr>
-      <w:r>
-        <w:t>Cadastre também eventuais variáveis server-side usadas na estratégia de OCR escolhida pela equipe.</w:t>
-      </w:r>
-    </w:p>
-    <w:p>
-      <w:pPr>
-        <w:pStyle w:val="ListNumber"/>
-        <w:spacing w:after="60"/>
-      </w:pPr>
-      <w:r>
-        <w:t>Garanta que a publicação de produção não ignore o Jenkins como gatekeeper.</w:t>
-      </w:r>
-    </w:p>
-    <w:p>
-      <w:pPr>
-        <w:pStyle w:val="Heading3"/>
-        <w:spacing w:after="40"/>
-      </w:pPr>
-      <w:r>
-        <w:rPr>
-          <w:b w:val="0"/>
-          <w:i w:val="0"/>
-        </w:rPr>
-        <w:t>Fase 4. Implementação das três features</w:t>
-      </w:r>
-    </w:p>
-    <w:p>
-      <w:pPr>
-        <w:pStyle w:val="ListNumber"/>
-        <w:spacing w:after="60"/>
-      </w:pPr>
-      <w:r>
-        <w:t>Concluir o cadastro de entradas.</w:t>
-      </w:r>
-    </w:p>
-    <w:p>
-      <w:pPr>
-        <w:pStyle w:val="ListNumber"/>
-        <w:spacing w:after="60"/>
-      </w:pPr>
-      <w:r>
-        <w:t>Concluir o cadastro de saídas manuais.</w:t>
-      </w:r>
-    </w:p>
-    <w:p>
-      <w:pPr>
-        <w:pStyle w:val="ListNumber"/>
-        <w:spacing w:after="60"/>
-      </w:pPr>
-      <w:r>
-        <w:t>Concluir a leitura da nota fiscal enviada em PDF ou imagem, extrair nome do local e valor, e salvar a despesa resultante.</w:t>
-      </w:r>
-    </w:p>
-    <w:p>
-      <w:pPr>
-        <w:pStyle w:val="ListNumber"/>
-        <w:spacing w:after="60"/>
-      </w:pPr>
-      <w:r>
-        <w:t>Manter feedbacks claros de sucesso, erro e validação para o usuário.</w:t>
-      </w:r>
-    </w:p>
-    <w:p>
-      <w:pPr>
-        <w:pStyle w:val="Heading3"/>
-        <w:spacing w:after="40"/>
-      </w:pPr>
-      <w:r>
-        <w:rPr>
-          <w:b w:val="0"/>
-          <w:i w:val="0"/>
-        </w:rPr>
-        <w:t>Fase 5. TestOps e falha planejada</w:t>
-      </w:r>
-    </w:p>
-    <w:p>
-      <w:pPr>
-        <w:pStyle w:val="ListNumber"/>
-        <w:spacing w:after="60"/>
-      </w:pPr>
-      <w:r>
-        <w:t>Escolha um dos testes marcados com `test.skip` para ser ativado primeiro.</w:t>
-      </w:r>
-    </w:p>
-    <w:p>
-      <w:pPr>
-        <w:pStyle w:val="ListNumber"/>
-        <w:spacing w:after="60"/>
-      </w:pPr>
-      <w:r>
-        <w:t>Ative o teste antes de concluir totalmente a implementação daquela feature.</w:t>
-      </w:r>
-    </w:p>
-    <w:p>
-      <w:pPr>
-        <w:pStyle w:val="ListNumber"/>
-        <w:spacing w:after="60"/>
-      </w:pPr>
-      <w:r>
-        <w:t>Faça push e capture a falha no Jenkins.</w:t>
-      </w:r>
-    </w:p>
-    <w:p>
-      <w:pPr>
-        <w:pStyle w:val="ListNumber"/>
-        <w:spacing w:after="60"/>
-      </w:pPr>
-      <w:r>
-        <w:t>Explique tecnicamente por que o teste falhou e como isso bloqueou corretamente o deploy.</w:t>
-      </w:r>
-    </w:p>
-    <w:p>
-      <w:pPr>
-        <w:pStyle w:val="ListNumber"/>
-        <w:spacing w:after="60"/>
-      </w:pPr>
-      <w:r>
-        <w:t>Depois conclua a implementação, rode os testes localmente, faça novo push e obtenha a pipeline verde.</w:t>
-      </w:r>
-    </w:p>
-    <w:p>
-      <w:pPr>
-        <w:pStyle w:val="Heading2"/>
-        <w:spacing w:after="80"/>
-      </w:pPr>
-      <w:r>
-        <w:rPr>
-          <w:b w:val="0"/>
-          <w:i w:val="0"/>
-        </w:rPr>
-        <w:t>7. Restrições e Regras</w:t>
+        <w:t>Evidencias obrigatorias da Semana 2 para o relatorio PDF</w:t>
       </w:r>
     </w:p>
     <w:p>
       <w:pPr>
         <w:pStyle w:val="ListBullet"/>
-        <w:spacing w:after="60"/>
+        <w:ind w:left="360"/>
       </w:pPr>
       <w:r>
-        <w:t>É proibido expor tokens, secrets ou IDs sensíveis em arquivos versionados.</w:t>
+        <w:t>Cenarios Gherkin escritos ANTES da implementacao da rota de OCR (print com data de criacao do arquivo).</w:t>
       </w:r>
     </w:p>
     <w:p>
       <w:pPr>
         <w:pStyle w:val="ListBullet"/>
-        <w:spacing w:after="60"/>
+        <w:ind w:left="360"/>
       </w:pPr>
       <w:r>
-        <w:t>É proibido substituir a pipeline por deploy manual para “fingir” integração contínua.</w:t>
+        <w:t>Print do Jenkins com o stage Playwright falhando (feature nao concluida).</w:t>
       </w:r>
     </w:p>
     <w:p>
       <w:pPr>
         <w:pStyle w:val="ListBullet"/>
-        <w:spacing w:after="60"/>
+        <w:ind w:left="360"/>
       </w:pPr>
       <w:r>
-        <w:t>As três features avaliadas devem permanecer como trabalho da equipe; o template é somente scaffold.</w:t>
+        <w:t>HTML report do Playwright com o trace do cenario que falhou.</w:t>
       </w:r>
     </w:p>
     <w:p>
       <w:pPr>
         <w:pStyle w:val="ListBullet"/>
-        <w:spacing w:after="60"/>
+        <w:ind w:left="360"/>
       </w:pPr>
       <w:r>
-        <w:t>A equipe deve mascarar segredos nos prints do relatório.</w:t>
-      </w:r>
-    </w:p>
-    <w:p>
-      <w:pPr>
-        <w:pStyle w:val="Heading2"/>
-        <w:spacing w:after="80"/>
-      </w:pPr>
-      <w:r>
-        <w:rPr>
-          <w:b w:val="0"/>
-          <w:i w:val="0"/>
-        </w:rPr>
-        <w:t>8. Evidências obrigatórias de entrega</w:t>
+        <w:t>Print da pipeline verde apos concluir a implementacao do OCR.</w:t>
       </w:r>
     </w:p>
     <w:p>
       <w:pPr>
         <w:pStyle w:val="ListBullet"/>
-        <w:spacing w:after="60"/>
+        <w:ind w:left="360"/>
       </w:pPr>
       <w:r>
-        <w:t>Link do repositório GitHub da equipe.</w:t>
+        <w:t>Comparacao objetiva: o que ficou mais claro com BDD? Qual ferramenta foi mais expressiva?</w:t>
       </w:r>
     </w:p>
     <w:p>
       <w:pPr>
         <w:pStyle w:val="ListBullet"/>
-        <w:spacing w:after="60"/>
+        <w:ind w:left="360"/>
       </w:pPr>
       <w:r>
-        <w:t>Relatório técnico em PDF com prints do Jenkins, do GitHub e da Vercel.</w:t>
+        <w:t>Diagrama ou print do Playwright Trace Viewer mostrando o passo a passo do cenario.</w:t>
+      </w:r>
+    </w:p>
+    <w:p>
+      <w:pPr>
+        <w:spacing w:before="280" w:after="80"/>
+      </w:pPr>
+      <w:r>
+        <w:rPr>
+          <w:b/>
+          <w:color w:val="1F2A22"/>
+          <w:sz w:val="26"/>
+        </w:rPr>
+        <w:t>8. Semana 3 — Laboratorio de Tendencias Low-Code (testRigor)</w:t>
+      </w:r>
+    </w:p>
+    <w:p>
+      <w:pPr>
+        <w:spacing w:before="200" w:after="60"/>
+      </w:pPr>
+      <w:r>
+        <w:rPr>
+          <w:b/>
+          <w:color w:val="1F8A70"/>
+          <w:sz w:val="24"/>
+        </w:rPr>
+        <w:t>Objetivo</w:t>
+      </w:r>
+    </w:p>
+    <w:p>
+      <w:pPr>
+        <w:spacing w:after="80"/>
+      </w:pPr>
+      <w:r>
+        <w:t>Experimentar o paradigma de testes em linguagem natural com testRigor e desenvolver senso critico sobre quando usar engenharia estruturada versus ferramentas de IA/low-code.</w:t>
+      </w:r>
+    </w:p>
+    <w:p>
+      <w:pPr>
+        <w:spacing w:after="80"/>
+      </w:pPr>
+      <w:r>
+        <w:t>IMPORTANTE: o testRigor NAO e integrado ao Jenkins como criterio de bloqueio de deploy nesta fase. Integra-lo diretamente na pipeline misturaria paradigmas de engenharia e diluiria o foco tecnico do gate de qualidade. Ele e usado como atividade comparativa independente.</w:t>
+      </w:r>
+    </w:p>
+    <w:p>
+      <w:pPr>
+        <w:spacing w:before="200" w:after="60"/>
+      </w:pPr>
+      <w:r>
+        <w:rPr>
+          <w:b/>
+          <w:color w:val="1F8A70"/>
+          <w:sz w:val="24"/>
+        </w:rPr>
+        <w:t>Como o testRigor funciona</w:t>
+      </w:r>
+    </w:p>
+    <w:p>
+      <w:pPr>
+        <w:spacing w:after="80"/>
+      </w:pPr>
+      <w:r>
+        <w:t>O testRigor abstrai completamente o codigo de automacao. A equipe escreve testes em linguagem natural diretamente na plataforma:</w:t>
+      </w:r>
+    </w:p>
+    <w:p>
+      <w:r>
+        <w:rPr>
+          <w:rFonts w:ascii="Courier New" w:hAnsi="Courier New"/>
+          <w:color w:val="2D6A4F"/>
+          <w:sz w:val="18"/>
+        </w:rPr>
+        <w:t>Open "https://seu-projeto.vercel.app"</w:t>
+      </w:r>
+    </w:p>
+    <w:p>
+      <w:r>
+        <w:rPr>
+          <w:rFonts w:ascii="Courier New" w:hAnsi="Courier New"/>
+          <w:color w:val="2D6A4F"/>
+          <w:sz w:val="18"/>
+        </w:rPr>
+        <w:t>Click "Salvar despesa"</w:t>
+      </w:r>
+    </w:p>
+    <w:p>
+      <w:r>
+        <w:rPr>
+          <w:rFonts w:ascii="Courier New" w:hAnsi="Courier New"/>
+          <w:color w:val="2D6A4F"/>
+          <w:sz w:val="18"/>
+        </w:rPr>
+        <w:t>Check that page contains "Informe o titulo da despesa."</w:t>
+      </w:r>
+    </w:p>
+    <w:p>
+      <w:r>
+        <w:rPr>
+          <w:rFonts w:ascii="Courier New" w:hAnsi="Courier New"/>
+          <w:color w:val="2D6A4F"/>
+          <w:sz w:val="18"/>
+        </w:rPr>
+        <w:t>Type "Mercado semanal" in "Titulo da despesa"</w:t>
+      </w:r>
+    </w:p>
+    <w:p>
+      <w:r>
+        <w:rPr>
+          <w:rFonts w:ascii="Courier New" w:hAnsi="Courier New"/>
+          <w:color w:val="2D6A4F"/>
+          <w:sz w:val="18"/>
+        </w:rPr>
+        <w:t>Type "150" in "Valor total"</w:t>
+      </w:r>
+    </w:p>
+    <w:p>
+      <w:r>
+        <w:rPr>
+          <w:rFonts w:ascii="Courier New" w:hAnsi="Courier New"/>
+          <w:color w:val="2D6A4F"/>
+          <w:sz w:val="18"/>
+        </w:rPr>
+        <w:t>Click "Salvar despesa"</w:t>
+      </w:r>
+    </w:p>
+    <w:p>
+      <w:r>
+        <w:rPr>
+          <w:rFonts w:ascii="Courier New" w:hAnsi="Courier New"/>
+          <w:color w:val="2D6A4F"/>
+          <w:sz w:val="18"/>
+        </w:rPr>
+        <w:t>Check that page contains "Despesa cadastrada com sucesso."</w:t>
+      </w:r>
+    </w:p>
+    <w:p>
+      <w:pPr>
+        <w:spacing w:before="200" w:after="60"/>
+      </w:pPr>
+      <w:r>
+        <w:rPr>
+          <w:b/>
+          <w:color w:val="1F8A70"/>
+          <w:sz w:val="24"/>
+        </w:rPr>
+        <w:t>Dinamica da atividade</w:t>
       </w:r>
     </w:p>
     <w:p>
       <w:pPr>
         <w:pStyle w:val="ListBullet"/>
-        <w:spacing w:after="60"/>
+        <w:ind w:left="360"/>
       </w:pPr>
       <w:r>
-        <w:t>Print do log de falha no Jenkins no ponto exato da quebra do teste.</w:t>
+        <w:t>1. Apos implementar o dashboard responsivo e a persistencia manual (Semanas 1 e 2), a equipe valida as interfaces usando testRigor.</w:t>
       </w:r>
     </w:p>
     <w:p>
       <w:pPr>
         <w:pStyle w:val="ListBullet"/>
-        <w:spacing w:after="60"/>
+        <w:ind w:left="360"/>
       </w:pPr>
       <w:r>
-        <w:t>Print da execução bem-sucedida com o deploy liberado.</w:t>
+        <w:t>2. Escreve os mesmos cenarios cobertos pelo Playwright, agora em linguagem natural.</w:t>
       </w:r>
     </w:p>
     <w:p>
       <w:pPr>
         <w:pStyle w:val="ListBullet"/>
-        <w:spacing w:after="60"/>
+        <w:ind w:left="360"/>
       </w:pPr>
       <w:r>
-        <w:t>Print das credenciais no Jenkins com os segredos mascarados.</w:t>
+        <w:t>3. Mede: tempo para criar o teste, tempo de manutencao, legibilidade para nao-tecnicos, cobertura.</w:t>
       </w:r>
     </w:p>
     <w:p>
       <w:pPr>
         <w:pStyle w:val="ListBullet"/>
-        <w:spacing w:after="60"/>
+        <w:ind w:left="360"/>
       </w:pPr>
       <w:r>
-        <w:t>Prova de rastreabilidade entre commit, execução da pipeline e deploy.</w:t>
+        <w:t>4. Compara os resultados com Cypress e Playwright.</w:t>
       </w:r>
     </w:p>
     <w:p>
       <w:pPr>
         <w:pStyle w:val="ListBullet"/>
-        <w:spacing w:after="60"/>
+        <w:ind w:left="360"/>
       </w:pPr>
       <w:r>
-        <w:t>Diagrama simples do fluxo: código local -&gt; push -&gt; GitHub -&gt; webhook -&gt; Jenkins -&gt; Vercel.</w:t>
+        <w:t>5. Redige a conclusao tecnica: para qual cenario real cada ferramenta seria a escolha certa?</w:t>
       </w:r>
     </w:p>
     <w:p>
       <w:pPr>
-        <w:pStyle w:val="Heading2"/>
-        <w:spacing w:after="80"/>
+        <w:spacing w:before="200" w:after="60"/>
       </w:pPr>
       <w:r>
         <w:rPr>
-          <w:b w:val="0"/>
-          <w:i w:val="0"/>
+          <w:b/>
+          <w:color w:val="1F8A70"/>
+          <w:sz w:val="24"/>
         </w:rPr>
-        <w:t>9. Rubrica de Avaliação</w:t>
+        <w:t>O que muda em relacao ao Playwright</w:t>
       </w:r>
     </w:p>
     <w:tbl>
@@ -1084,64 +1486,545 @@
         <w:tblLook w:firstColumn="1" w:firstRow="1" w:lastColumn="0" w:lastRow="0" w:noHBand="0" w:noVBand="1" w:val="04A0"/>
       </w:tblPr>
       <w:tblGrid>
-        <w:gridCol w:w="2016"/>
-        <w:gridCol w:w="2016"/>
-        <w:gridCol w:w="2016"/>
-        <w:gridCol w:w="2016"/>
-        <w:gridCol w:w="2016"/>
+        <w:gridCol w:w="2880"/>
+        <w:gridCol w:w="2880"/>
+        <w:gridCol w:w="2880"/>
       </w:tblGrid>
       <w:tr>
         <w:tc>
           <w:tcPr>
-            <w:tcW w:type="dxa" w:w="2016"/>
-            <w:shd w:fill="D9EAF7"/>
+            <w:tcW w:type="dxa" w:w="2880"/>
           </w:tcPr>
           <w:p>
             <w:r>
-              <w:t>Critério</w:t>
+              <w:rPr>
+                <w:b/>
+              </w:rPr>
+              <w:t>Aspecto</w:t>
             </w:r>
           </w:p>
         </w:tc>
         <w:tc>
           <w:tcPr>
-            <w:tcW w:type="dxa" w:w="2016"/>
-            <w:shd w:fill="D9EAF7"/>
+            <w:tcW w:type="dxa" w:w="2880"/>
           </w:tcPr>
           <w:p>
             <w:r>
+              <w:rPr>
+                <w:b/>
+              </w:rPr>
+              <w:t>Playwright + Cucumber</w:t>
+            </w:r>
+          </w:p>
+        </w:tc>
+        <w:tc>
+          <w:tcPr>
+            <w:tcW w:type="dxa" w:w="2880"/>
+          </w:tcPr>
+          <w:p>
+            <w:r>
+              <w:rPr>
+                <w:b/>
+              </w:rPr>
+              <w:t>testRigor</w:t>
+            </w:r>
+          </w:p>
+        </w:tc>
+      </w:tr>
+      <w:tr>
+        <w:tc>
+          <w:tcPr>
+            <w:tcW w:type="dxa" w:w="2880"/>
+          </w:tcPr>
+          <w:p>
+            <w:r>
+              <w:t>Codigo necessario</w:t>
+            </w:r>
+          </w:p>
+        </w:tc>
+        <w:tc>
+          <w:tcPr>
+            <w:tcW w:type="dxa" w:w="2880"/>
+          </w:tcPr>
+          <w:p>
+            <w:r>
+              <w:t>TypeScript + Gherkin</w:t>
+            </w:r>
+          </w:p>
+        </w:tc>
+        <w:tc>
+          <w:tcPr>
+            <w:tcW w:type="dxa" w:w="2880"/>
+          </w:tcPr>
+          <w:p>
+            <w:r>
+              <w:t>Linguagem natural (zero codigo)</w:t>
+            </w:r>
+          </w:p>
+        </w:tc>
+      </w:tr>
+      <w:tr>
+        <w:tc>
+          <w:tcPr>
+            <w:tcW w:type="dxa" w:w="2880"/>
+          </w:tcPr>
+          <w:p>
+            <w:r>
+              <w:t>Manutencao</w:t>
+            </w:r>
+          </w:p>
+        </w:tc>
+        <w:tc>
+          <w:tcPr>
+            <w:tcW w:type="dxa" w:w="2880"/>
+          </w:tcPr>
+          <w:p>
+            <w:r>
+              <w:t>Manual, por desenvolvedor</w:t>
+            </w:r>
+          </w:p>
+        </w:tc>
+        <w:tc>
+          <w:tcPr>
+            <w:tcW w:type="dxa" w:w="2880"/>
+          </w:tcPr>
+          <w:p>
+            <w:r>
+              <w:t>Automatica pela IA do testRigor</w:t>
+            </w:r>
+          </w:p>
+        </w:tc>
+      </w:tr>
+      <w:tr>
+        <w:tc>
+          <w:tcPr>
+            <w:tcW w:type="dxa" w:w="2880"/>
+          </w:tcPr>
+          <w:p>
+            <w:r>
+              <w:t>Integracao CI/CD</w:t>
+            </w:r>
+          </w:p>
+        </w:tc>
+        <w:tc>
+          <w:tcPr>
+            <w:tcW w:type="dxa" w:w="2880"/>
+          </w:tcPr>
+          <w:p>
+            <w:r>
+              <w:t>Nativa (Jenkins, GitHub Actions)</w:t>
+            </w:r>
+          </w:p>
+        </w:tc>
+        <w:tc>
+          <w:tcPr>
+            <w:tcW w:type="dxa" w:w="2880"/>
+          </w:tcPr>
+          <w:p>
+            <w:r>
+              <w:t>Via API/webhook (mais limitada)</w:t>
+            </w:r>
+          </w:p>
+        </w:tc>
+      </w:tr>
+      <w:tr>
+        <w:tc>
+          <w:tcPr>
+            <w:tcW w:type="dxa" w:w="2880"/>
+          </w:tcPr>
+          <w:p>
+            <w:r>
+              <w:t>Debugging</w:t>
+            </w:r>
+          </w:p>
+        </w:tc>
+        <w:tc>
+          <w:tcPr>
+            <w:tcW w:type="dxa" w:w="2880"/>
+          </w:tcPr>
+          <w:p>
+            <w:r>
+              <w:t>Trace viewer detalhado</w:t>
+            </w:r>
+          </w:p>
+        </w:tc>
+        <w:tc>
+          <w:tcPr>
+            <w:tcW w:type="dxa" w:w="2880"/>
+          </w:tcPr>
+          <w:p>
+            <w:r>
+              <w:t>Painel visual simplificado</w:t>
+            </w:r>
+          </w:p>
+        </w:tc>
+      </w:tr>
+      <w:tr>
+        <w:tc>
+          <w:tcPr>
+            <w:tcW w:type="dxa" w:w="2880"/>
+          </w:tcPr>
+          <w:p>
+            <w:r>
+              <w:t>Custo</w:t>
+            </w:r>
+          </w:p>
+        </w:tc>
+        <w:tc>
+          <w:tcPr>
+            <w:tcW w:type="dxa" w:w="2880"/>
+          </w:tcPr>
+          <w:p>
+            <w:r>
+              <w:t>Open-source</w:t>
+            </w:r>
+          </w:p>
+        </w:tc>
+        <w:tc>
+          <w:tcPr>
+            <w:tcW w:type="dxa" w:w="2880"/>
+          </w:tcPr>
+          <w:p>
+            <w:r>
+              <w:t>Plataforma SaaS (freemium)</w:t>
+            </w:r>
+          </w:p>
+        </w:tc>
+      </w:tr>
+      <w:tr>
+        <w:tc>
+          <w:tcPr>
+            <w:tcW w:type="dxa" w:w="2880"/>
+          </w:tcPr>
+          <w:p>
+            <w:r>
+              <w:t>Velocidade de criacao</w:t>
+            </w:r>
+          </w:p>
+        </w:tc>
+        <w:tc>
+          <w:tcPr>
+            <w:tcW w:type="dxa" w:w="2880"/>
+          </w:tcPr>
+          <w:p>
+            <w:r>
+              <w:t>Media (requer entender BDD)</w:t>
+            </w:r>
+          </w:p>
+        </w:tc>
+        <w:tc>
+          <w:tcPr>
+            <w:tcW w:type="dxa" w:w="2880"/>
+          </w:tcPr>
+          <w:p>
+            <w:r>
+              <w:t>Alta (linguagem natural)</w:t>
+            </w:r>
+          </w:p>
+        </w:tc>
+      </w:tr>
+      <w:tr>
+        <w:tc>
+          <w:tcPr>
+            <w:tcW w:type="dxa" w:w="2880"/>
+          </w:tcPr>
+          <w:p>
+            <w:r>
+              <w:t>Ideal para</w:t>
+            </w:r>
+          </w:p>
+        </w:tc>
+        <w:tc>
+          <w:tcPr>
+            <w:tcW w:type="dxa" w:w="2880"/>
+          </w:tcPr>
+          <w:p>
+            <w:r>
+              <w:t>Times tecnicos com BDD</w:t>
+            </w:r>
+          </w:p>
+        </w:tc>
+        <w:tc>
+          <w:tcPr>
+            <w:tcW w:type="dxa" w:w="2880"/>
+          </w:tcPr>
+          <w:p>
+            <w:r>
+              <w:t>Validacao rapida por QAs ou PMs</w:t>
+            </w:r>
+          </w:p>
+        </w:tc>
+      </w:tr>
+    </w:tbl>
+    <w:p>
+      <w:pPr>
+        <w:spacing w:before="200" w:after="60"/>
+      </w:pPr>
+      <w:r>
+        <w:rPr>
+          <w:b/>
+          <w:color w:val="1F8A70"/>
+          <w:sz w:val="24"/>
+        </w:rPr>
+        <w:t>Evidencias obrigatorias da Semana 3 para o relatorio PDF</w:t>
+      </w:r>
+    </w:p>
+    <w:p>
+      <w:pPr>
+        <w:pStyle w:val="ListBullet"/>
+        <w:ind w:left="360"/>
+      </w:pPr>
+      <w:r>
+        <w:t>Print dos testes escritos em linguagem natural no painel do testRigor.</w:t>
+      </w:r>
+    </w:p>
+    <w:p>
+      <w:pPr>
+        <w:pStyle w:val="ListBullet"/>
+        <w:ind w:left="360"/>
+      </w:pPr>
+      <w:r>
+        <w:t>Print da execucao dos testes no testRigor (resultado pass/fail).</w:t>
+      </w:r>
+    </w:p>
+    <w:p>
+      <w:pPr>
+        <w:pStyle w:val="ListBullet"/>
+        <w:ind w:left="360"/>
+      </w:pPr>
+      <w:r>
+        <w:t>Tabela comparativa preenchida: Cypress x Playwright x testRigor.</w:t>
+      </w:r>
+    </w:p>
+    <w:p>
+      <w:pPr>
+        <w:pStyle w:val="ListBullet"/>
+        <w:ind w:left="360"/>
+      </w:pPr>
+      <w:r>
+        <w:t>Conclusao tecnica: em qual cenario real de projeto cada ferramenta seria a escolha certa?</w:t>
+      </w:r>
+    </w:p>
+    <w:p>
+      <w:pPr>
+        <w:spacing w:before="280" w:after="80"/>
+      </w:pPr>
+      <w:r>
+        <w:rPr>
+          <w:b/>
+          <w:color w:val="1F2A22"/>
+          <w:sz w:val="26"/>
+        </w:rPr>
+        <w:t>9. Estrutura Obrigatoria do Relatorio PDF Final</w:t>
+      </w:r>
+    </w:p>
+    <w:p>
+      <w:pPr>
+        <w:spacing w:after="80"/>
+      </w:pPr>
+      <w:r>
+        <w:t>O relatorio deve cobrir as tres semanas em sequencia e responder a cada mudanca de ferramenta:</w:t>
+      </w:r>
+    </w:p>
+    <w:p>
+      <w:pPr>
+        <w:pStyle w:val="ListBullet"/>
+        <w:ind w:left="360"/>
+      </w:pPr>
+      <w:r>
+        <w:t>1. Introducao: contexto do projeto e diagrama do fluxo (local -&gt; push -&gt; GitHub -&gt; Jenkins -&gt; Vercel).</w:t>
+      </w:r>
+    </w:p>
+    <w:p>
+      <w:pPr>
+        <w:pStyle w:val="ListBullet"/>
+        <w:ind w:left="360"/>
+      </w:pPr>
+      <w:r>
+        <w:t>2. Semana 1 — Cypress: implementacao das features, evidencia do bloqueio Jenkins, pipeline verde, RCA.</w:t>
+      </w:r>
+    </w:p>
+    <w:p>
+      <w:pPr>
+        <w:pStyle w:val="ListBullet"/>
+        <w:ind w:left="360"/>
+      </w:pPr>
+      <w:r>
+        <w:t>3. Semana 2 — Playwright + Cucumber: cenarios Gherkin antes da implementacao, evidencia do bloqueio, pipeline verde, comparacao com Cypress.</w:t>
+      </w:r>
+    </w:p>
+    <w:p>
+      <w:pPr>
+        <w:pStyle w:val="ListBullet"/>
+        <w:ind w:left="360"/>
+      </w:pPr>
+      <w:r>
+        <w:t>4. Semana 3 — testRigor: testes em linguagem natural, tabela comparativa final (Cypress x Playwright x testRigor), conclusao.</w:t>
+      </w:r>
+    </w:p>
+    <w:p>
+      <w:pPr>
+        <w:pStyle w:val="ListBullet"/>
+        <w:ind w:left="360"/>
+      </w:pPr>
+      <w:r>
+        <w:t>5. Conclusao geral: licoes aprendidas sobre TestOps e CI/CD, o que o grupo faria diferente.</w:t>
+      </w:r>
+    </w:p>
+    <w:p>
+      <w:pPr>
+        <w:spacing w:after="80"/>
+      </w:pPr>
+      <w:r>
+        <w:t>IMPORTANTE: mascare todos os secrets, tokens e IDs nos prints do relatorio.</w:t>
+      </w:r>
+    </w:p>
+    <w:p>
+      <w:pPr>
+        <w:spacing w:before="280" w:after="80"/>
+      </w:pPr>
+      <w:r>
+        <w:rPr>
+          <w:b/>
+          <w:color w:val="1F2A22"/>
+          <w:sz w:val="26"/>
+        </w:rPr>
+        <w:t>10. Restricoes e Regras</w:t>
+      </w:r>
+    </w:p>
+    <w:p>
+      <w:pPr>
+        <w:pStyle w:val="ListBullet"/>
+        <w:ind w:left="360"/>
+      </w:pPr>
+      <w:r>
+        <w:t>E proibido expor tokens, secrets ou IDs sensiveis em arquivos versionados.</w:t>
+      </w:r>
+    </w:p>
+    <w:p>
+      <w:pPr>
+        <w:pStyle w:val="ListBullet"/>
+        <w:ind w:left="360"/>
+      </w:pPr>
+      <w:r>
+        <w:t>E proibido substituir a pipeline por deploy manual para 'fingir' integracao continua.</w:t>
+      </w:r>
+    </w:p>
+    <w:p>
+      <w:pPr>
+        <w:pStyle w:val="ListBullet"/>
+        <w:ind w:left="360"/>
+      </w:pPr>
+      <w:r>
+        <w:t>As tres features avaliadas devem permanecer como trabalho da equipe; o template e somente scaffold.</w:t>
+      </w:r>
+    </w:p>
+    <w:p>
+      <w:pPr>
+        <w:pStyle w:val="ListBullet"/>
+        <w:ind w:left="360"/>
+      </w:pPr>
+      <w:r>
+        <w:t>A equipe deve mascarar segredos nos prints do relatorio.</w:t>
+      </w:r>
+    </w:p>
+    <w:p>
+      <w:pPr>
+        <w:pStyle w:val="ListBullet"/>
+        <w:ind w:left="360"/>
+      </w:pPr>
+      <w:r>
+        <w:t>O testRigor e atividade comparativa — nao substitui o gate Jenkins/Playwright na pipeline.</w:t>
+      </w:r>
+    </w:p>
+    <w:p>
+      <w:pPr>
+        <w:spacing w:before="280" w:after="80"/>
+      </w:pPr>
+      <w:r>
+        <w:rPr>
+          <w:b/>
+          <w:color w:val="1F2A22"/>
+          <w:sz w:val="26"/>
+        </w:rPr>
+        <w:t>11. Rubrica de Avaliacao</w:t>
+      </w:r>
+    </w:p>
+    <w:tbl>
+      <w:tblPr>
+        <w:tblStyle w:val="TableGrid"/>
+        <w:tblW w:type="auto" w:w="0"/>
+        <w:tblLook w:firstColumn="1" w:firstRow="1" w:lastColumn="0" w:lastRow="0" w:noHBand="0" w:noVBand="1" w:val="04A0"/>
+      </w:tblPr>
+      <w:tblGrid>
+        <w:gridCol w:w="1728"/>
+        <w:gridCol w:w="1728"/>
+        <w:gridCol w:w="1728"/>
+        <w:gridCol w:w="1728"/>
+        <w:gridCol w:w="1728"/>
+      </w:tblGrid>
+      <w:tr>
+        <w:tc>
+          <w:tcPr>
+            <w:tcW w:type="dxa" w:w="1728"/>
+          </w:tcPr>
+          <w:p>
+            <w:r>
+              <w:rPr>
+                <w:b/>
+              </w:rPr>
+              <w:t>Criterio</w:t>
+            </w:r>
+          </w:p>
+        </w:tc>
+        <w:tc>
+          <w:tcPr>
+            <w:tcW w:type="dxa" w:w="1728"/>
+          </w:tcPr>
+          <w:p>
+            <w:r>
+              <w:rPr>
+                <w:b/>
+              </w:rPr>
               <w:t>Excelente</w:t>
             </w:r>
           </w:p>
         </w:tc>
         <w:tc>
           <w:tcPr>
-            <w:tcW w:type="dxa" w:w="2016"/>
-            <w:shd w:fill="D9EAF7"/>
+            <w:tcW w:type="dxa" w:w="1728"/>
           </w:tcPr>
           <w:p>
             <w:r>
+              <w:rPr>
+                <w:b/>
+              </w:rPr>
               <w:t>Adequado</w:t>
             </w:r>
           </w:p>
         </w:tc>
         <w:tc>
           <w:tcPr>
-            <w:tcW w:type="dxa" w:w="2016"/>
-            <w:shd w:fill="D9EAF7"/>
+            <w:tcW w:type="dxa" w:w="1728"/>
           </w:tcPr>
           <w:p>
             <w:r>
+              <w:rPr>
+                <w:b/>
+              </w:rPr>
               <w:t>Insuficiente</w:t>
             </w:r>
           </w:p>
         </w:tc>
         <w:tc>
           <w:tcPr>
-            <w:tcW w:type="dxa" w:w="2016"/>
-            <w:shd w:fill="D9EAD3"/>
+            <w:tcW w:type="dxa" w:w="1728"/>
           </w:tcPr>
           <w:p>
             <w:r>
+              <w:rPr>
+                <w:b/>
+              </w:rPr>
               <w:t>Peso</w:t>
             </w:r>
           </w:p>
@@ -1150,99 +2033,47 @@
       <w:tr>
         <w:tc>
           <w:tcPr>
-            <w:tcW w:type="dxa" w:w="2016"/>
+            <w:tcW w:type="dxa" w:w="1728"/>
           </w:tcPr>
           <w:p>
             <w:r>
-              <w:t>Configuração Git/Jenkins/Vercel</w:t>
+              <w:t>Configuracao Git/Jenkins/Vercel</w:t>
             </w:r>
           </w:p>
         </w:tc>
         <w:tc>
           <w:tcPr>
-            <w:tcW w:type="dxa" w:w="2016"/>
+            <w:tcW w:type="dxa" w:w="1728"/>
           </w:tcPr>
           <w:p>
             <w:r>
-              <w:t>Integração clara, segura e acionada por webhook, com Jenkins controlando o deploy.</w:t>
+              <w:t>Integracao clara, segura e acionada por webhook, Jenkins controlando o deploy.</w:t>
             </w:r>
           </w:p>
         </w:tc>
         <w:tc>
           <w:tcPr>
-            <w:tcW w:type="dxa" w:w="2016"/>
+            <w:tcW w:type="dxa" w:w="1728"/>
           </w:tcPr>
           <w:p>
             <w:r>
-              <w:t>Integração funcional, mas com evidências incompletas ou algum passo manual relevante.</w:t>
+              <w:t>Integracao funcional, mas com evidencias incompletas ou algum passo manual.</w:t>
             </w:r>
           </w:p>
         </w:tc>
         <w:tc>
           <w:tcPr>
-            <w:tcW w:type="dxa" w:w="2016"/>
+            <w:tcW w:type="dxa" w:w="1728"/>
           </w:tcPr>
           <w:p>
             <w:r>
-              <w:t>Integração ausente, inconsistente ou sem gate real pelo Jenkins.</w:t>
+              <w:t>Integracao ausente, inconsistente ou sem gate real pelo Jenkins.</w:t>
             </w:r>
           </w:p>
         </w:tc>
         <w:tc>
           <w:tcPr>
-            <w:tcW w:type="dxa" w:w="2016"/>
-          </w:tcPr>
-          <w:p>
-            <w:r>
-              <w:t>25%</w:t>
-            </w:r>
-          </w:p>
-        </w:tc>
-      </w:tr>
-      <w:tr>
-        <w:tc>
-          <w:tcPr>
-            <w:tcW w:type="dxa" w:w="2016"/>
-          </w:tcPr>
-          <w:p>
-            <w:r>
-              <w:t>Feature 01 - Entradas</w:t>
-            </w:r>
-          </w:p>
-        </w:tc>
-        <w:tc>
-          <w:tcPr>
-            <w:tcW w:type="dxa" w:w="2016"/>
-          </w:tcPr>
-          <w:p>
-            <w:r>
-              <w:t>Feature concluída, testada e integrada ao dashboard.</w:t>
-            </w:r>
-          </w:p>
-        </w:tc>
-        <w:tc>
-          <w:tcPr>
-            <w:tcW w:type="dxa" w:w="2016"/>
-          </w:tcPr>
-          <w:p>
-            <w:r>
-              <w:t>Feature parcial ou com lacunas de validação/testes.</w:t>
-            </w:r>
-          </w:p>
-        </w:tc>
-        <w:tc>
-          <w:tcPr>
-            <w:tcW w:type="dxa" w:w="2016"/>
-          </w:tcPr>
-          <w:p>
-            <w:r>
-              <w:t>Feature não concluída.</w:t>
-            </w:r>
-          </w:p>
-        </w:tc>
-        <w:tc>
-          <w:tcPr>
-            <w:tcW w:type="dxa" w:w="2016"/>
+            <w:tcW w:type="dxa" w:w="1728"/>
           </w:tcPr>
           <w:p>
             <w:r>
@@ -1254,47 +2085,151 @@
       <w:tr>
         <w:tc>
           <w:tcPr>
-            <w:tcW w:type="dxa" w:w="2016"/>
+            <w:tcW w:type="dxa" w:w="1728"/>
           </w:tcPr>
           <w:p>
             <w:r>
-              <w:t>Feature 02 - Saídas manuais</w:t>
+              <w:t>Feature 01 — Entradas</w:t>
             </w:r>
           </w:p>
         </w:tc>
         <w:tc>
           <w:tcPr>
-            <w:tcW w:type="dxa" w:w="2016"/>
+            <w:tcW w:type="dxa" w:w="1728"/>
           </w:tcPr>
           <w:p>
             <w:r>
-              <w:t>Feature concluída, testada e persistida corretamente.</w:t>
+              <w:t>Concluida, testada e integrada ao dashboard.</w:t>
             </w:r>
           </w:p>
         </w:tc>
         <w:tc>
           <w:tcPr>
-            <w:tcW w:type="dxa" w:w="2016"/>
+            <w:tcW w:type="dxa" w:w="1728"/>
           </w:tcPr>
           <w:p>
             <w:r>
-              <w:t>Feature parcial ou sem robustez de validação/testes.</w:t>
+              <w:t>Parcial ou com lacunas de validacao/testes.</w:t>
             </w:r>
           </w:p>
         </w:tc>
         <w:tc>
           <w:tcPr>
-            <w:tcW w:type="dxa" w:w="2016"/>
+            <w:tcW w:type="dxa" w:w="1728"/>
           </w:tcPr>
           <w:p>
             <w:r>
-              <w:t>Feature não concluída.</w:t>
+              <w:t>Nao concluida.</w:t>
             </w:r>
           </w:p>
         </w:tc>
         <w:tc>
           <w:tcPr>
-            <w:tcW w:type="dxa" w:w="2016"/>
+            <w:tcW w:type="dxa" w:w="1728"/>
+          </w:tcPr>
+          <w:p>
+            <w:r>
+              <w:t>10%</w:t>
+            </w:r>
+          </w:p>
+        </w:tc>
+      </w:tr>
+      <w:tr>
+        <w:tc>
+          <w:tcPr>
+            <w:tcW w:type="dxa" w:w="1728"/>
+          </w:tcPr>
+          <w:p>
+            <w:r>
+              <w:t>Feature 02 — Saidas manuais</w:t>
+            </w:r>
+          </w:p>
+        </w:tc>
+        <w:tc>
+          <w:tcPr>
+            <w:tcW w:type="dxa" w:w="1728"/>
+          </w:tcPr>
+          <w:p>
+            <w:r>
+              <w:t>Concluida, testada e persistida corretamente.</w:t>
+            </w:r>
+          </w:p>
+        </w:tc>
+        <w:tc>
+          <w:tcPr>
+            <w:tcW w:type="dxa" w:w="1728"/>
+          </w:tcPr>
+          <w:p>
+            <w:r>
+              <w:t>Parcial ou sem robustez de validacao.</w:t>
+            </w:r>
+          </w:p>
+        </w:tc>
+        <w:tc>
+          <w:tcPr>
+            <w:tcW w:type="dxa" w:w="1728"/>
+          </w:tcPr>
+          <w:p>
+            <w:r>
+              <w:t>Nao concluida.</w:t>
+            </w:r>
+          </w:p>
+        </w:tc>
+        <w:tc>
+          <w:tcPr>
+            <w:tcW w:type="dxa" w:w="1728"/>
+          </w:tcPr>
+          <w:p>
+            <w:r>
+              <w:t>10%</w:t>
+            </w:r>
+          </w:p>
+        </w:tc>
+      </w:tr>
+      <w:tr>
+        <w:tc>
+          <w:tcPr>
+            <w:tcW w:type="dxa" w:w="1728"/>
+          </w:tcPr>
+          <w:p>
+            <w:r>
+              <w:t>Feature 03 — OCR de nota fiscal</w:t>
+            </w:r>
+          </w:p>
+        </w:tc>
+        <w:tc>
+          <w:tcPr>
+            <w:tcW w:type="dxa" w:w="1728"/>
+          </w:tcPr>
+          <w:p>
+            <w:r>
+              <w:t>Upload, extracao e salvamento funcionando com boa evidencia tecnica.</w:t>
+            </w:r>
+          </w:p>
+        </w:tc>
+        <w:tc>
+          <w:tcPr>
+            <w:tcW w:type="dxa" w:w="1728"/>
+          </w:tcPr>
+          <w:p>
+            <w:r>
+              <w:t>Fluxo parcial: upload existe, mas extracao ou persistencia tem lacunas.</w:t>
+            </w:r>
+          </w:p>
+        </w:tc>
+        <w:tc>
+          <w:tcPr>
+            <w:tcW w:type="dxa" w:w="1728"/>
+          </w:tcPr>
+          <w:p>
+            <w:r>
+              <w:t>Nao concluida.</w:t>
+            </w:r>
+          </w:p>
+        </w:tc>
+        <w:tc>
+          <w:tcPr>
+            <w:tcW w:type="dxa" w:w="1728"/>
           </w:tcPr>
           <w:p>
             <w:r>
@@ -1306,99 +2241,47 @@
       <w:tr>
         <w:tc>
           <w:tcPr>
-            <w:tcW w:type="dxa" w:w="2016"/>
+            <w:tcW w:type="dxa" w:w="1728"/>
           </w:tcPr>
           <w:p>
             <w:r>
-              <w:t>Feature 03 - Leitura de PDF/imagem</w:t>
+              <w:t>Semana 1 — TestOps e RCA</w:t>
             </w:r>
           </w:p>
         </w:tc>
         <w:tc>
           <w:tcPr>
-            <w:tcW w:type="dxa" w:w="2016"/>
+            <w:tcW w:type="dxa" w:w="1728"/>
           </w:tcPr>
           <w:p>
             <w:r>
-              <w:t>Upload, extração e salvamento funcionando com boa evidência técnica.</w:t>
+              <w:t>Falha planejada bem demonstrada, RCA consistente e correcao comprovada.</w:t>
             </w:r>
           </w:p>
         </w:tc>
         <w:tc>
           <w:tcPr>
-            <w:tcW w:type="dxa" w:w="2016"/>
+            <w:tcW w:type="dxa" w:w="1728"/>
           </w:tcPr>
           <w:p>
             <w:r>
-              <w:t>Fluxo parcial: upload existe, mas extração ou persistência tem lacunas.</w:t>
+              <w:t>Ha falha e correcao, mas a analise ficou superficial.</w:t>
             </w:r>
           </w:p>
         </w:tc>
         <w:tc>
           <w:tcPr>
-            <w:tcW w:type="dxa" w:w="2016"/>
+            <w:tcW w:type="dxa" w:w="1728"/>
           </w:tcPr>
           <w:p>
             <w:r>
-              <w:t>Feature não concluída.</w:t>
+              <w:t>Sem demonstracao real do bloqueio por testes.</w:t>
             </w:r>
           </w:p>
         </w:tc>
         <w:tc>
           <w:tcPr>
-            <w:tcW w:type="dxa" w:w="2016"/>
-          </w:tcPr>
-          <w:p>
-            <w:r>
-              <w:t>20%</w:t>
-            </w:r>
-          </w:p>
-        </w:tc>
-      </w:tr>
-      <w:tr>
-        <w:tc>
-          <w:tcPr>
-            <w:tcW w:type="dxa" w:w="2016"/>
-          </w:tcPr>
-          <w:p>
-            <w:r>
-              <w:t>TestOps e RCA</w:t>
-            </w:r>
-          </w:p>
-        </w:tc>
-        <w:tc>
-          <w:tcPr>
-            <w:tcW w:type="dxa" w:w="2016"/>
-          </w:tcPr>
-          <w:p>
-            <w:r>
-              <w:t>Falha planejada bem demonstrada, análise técnica consistente e correção comprovada.</w:t>
-            </w:r>
-          </w:p>
-        </w:tc>
-        <w:tc>
-          <w:tcPr>
-            <w:tcW w:type="dxa" w:w="2016"/>
-          </w:tcPr>
-          <w:p>
-            <w:r>
-              <w:t>Há falha e correção, mas a análise ficou superficial.</w:t>
-            </w:r>
-          </w:p>
-        </w:tc>
-        <w:tc>
-          <w:tcPr>
-            <w:tcW w:type="dxa" w:w="2016"/>
-          </w:tcPr>
-          <w:p>
-            <w:r>
-              <w:t>Não houve demonstração real do bloqueio por testes.</w:t>
-            </w:r>
-          </w:p>
-        </w:tc>
-        <w:tc>
-          <w:tcPr>
-            <w:tcW w:type="dxa" w:w="2016"/>
+            <w:tcW w:type="dxa" w:w="1728"/>
           </w:tcPr>
           <w:p>
             <w:r>
@@ -1410,47 +2293,151 @@
       <w:tr>
         <w:tc>
           <w:tcPr>
-            <w:tcW w:type="dxa" w:w="2016"/>
+            <w:tcW w:type="dxa" w:w="1728"/>
           </w:tcPr>
           <w:p>
             <w:r>
-              <w:t>Qualidade do relatório</w:t>
+              <w:t>Semana 2 — Playwright + BDD</w:t>
             </w:r>
           </w:p>
         </w:tc>
         <w:tc>
           <w:tcPr>
-            <w:tcW w:type="dxa" w:w="2016"/>
+            <w:tcW w:type="dxa" w:w="1728"/>
           </w:tcPr>
           <w:p>
             <w:r>
-              <w:t>Documento claro, objetivo e tecnicamente auditável.</w:t>
+              <w:t>Cenarios Gherkin escritos antes da implementacao, pipeline verde com Playwright, comparacao clara com Cypress.</w:t>
             </w:r>
           </w:p>
         </w:tc>
         <w:tc>
           <w:tcPr>
-            <w:tcW w:type="dxa" w:w="2016"/>
+            <w:tcW w:type="dxa" w:w="1728"/>
           </w:tcPr>
           <w:p>
             <w:r>
-              <w:t>Documento suficiente, mas com lacunas de clareza ou evidência.</w:t>
+              <w:t>Ha Playwright funcionando, mas sem BDD ou comparacao fraca.</w:t>
             </w:r>
           </w:p>
         </w:tc>
         <w:tc>
           <w:tcPr>
-            <w:tcW w:type="dxa" w:w="2016"/>
+            <w:tcW w:type="dxa" w:w="1728"/>
           </w:tcPr>
           <w:p>
             <w:r>
-              <w:t>Relatório incompleto ou fraco tecnicamente.</w:t>
+              <w:t>Cypress nao substituido ou Playwright nao integrado ao Jenkins.</w:t>
             </w:r>
           </w:p>
         </w:tc>
         <w:tc>
           <w:tcPr>
-            <w:tcW w:type="dxa" w:w="2016"/>
+            <w:tcW w:type="dxa" w:w="1728"/>
+          </w:tcPr>
+          <w:p>
+            <w:r>
+              <w:t>15%</w:t>
+            </w:r>
+          </w:p>
+        </w:tc>
+      </w:tr>
+      <w:tr>
+        <w:tc>
+          <w:tcPr>
+            <w:tcW w:type="dxa" w:w="1728"/>
+          </w:tcPr>
+          <w:p>
+            <w:r>
+              <w:t>Semana 3 — testRigor + comparativo</w:t>
+            </w:r>
+          </w:p>
+        </w:tc>
+        <w:tc>
+          <w:tcPr>
+            <w:tcW w:type="dxa" w:w="1728"/>
+          </w:tcPr>
+          <w:p>
+            <w:r>
+              <w:t>Testes em linguagem natural executados, tabela comparativa completa, conclusao tecnica solida.</w:t>
+            </w:r>
+          </w:p>
+        </w:tc>
+        <w:tc>
+          <w:tcPr>
+            <w:tcW w:type="dxa" w:w="1728"/>
+          </w:tcPr>
+          <w:p>
+            <w:r>
+              <w:t>Testes executados mas comparacao superficial.</w:t>
+            </w:r>
+          </w:p>
+        </w:tc>
+        <w:tc>
+          <w:tcPr>
+            <w:tcW w:type="dxa" w:w="1728"/>
+          </w:tcPr>
+          <w:p>
+            <w:r>
+              <w:t>testRigor nao utilizado ou comparativo ausente.</w:t>
+            </w:r>
+          </w:p>
+        </w:tc>
+        <w:tc>
+          <w:tcPr>
+            <w:tcW w:type="dxa" w:w="1728"/>
+          </w:tcPr>
+          <w:p>
+            <w:r>
+              <w:t>10%</w:t>
+            </w:r>
+          </w:p>
+        </w:tc>
+      </w:tr>
+      <w:tr>
+        <w:tc>
+          <w:tcPr>
+            <w:tcW w:type="dxa" w:w="1728"/>
+          </w:tcPr>
+          <w:p>
+            <w:r>
+              <w:t>Qualidade do relatorio PDF</w:t>
+            </w:r>
+          </w:p>
+        </w:tc>
+        <w:tc>
+          <w:tcPr>
+            <w:tcW w:type="dxa" w:w="1728"/>
+          </w:tcPr>
+          <w:p>
+            <w:r>
+              <w:t>Documento claro, objetivo, tecnicamente auditavel com todas as evidencias.</w:t>
+            </w:r>
+          </w:p>
+        </w:tc>
+        <w:tc>
+          <w:tcPr>
+            <w:tcW w:type="dxa" w:w="1728"/>
+          </w:tcPr>
+          <w:p>
+            <w:r>
+              <w:t>Documento suficiente, mas com lacunas de clareza ou evidencia.</w:t>
+            </w:r>
+          </w:p>
+        </w:tc>
+        <w:tc>
+          <w:tcPr>
+            <w:tcW w:type="dxa" w:w="1728"/>
+          </w:tcPr>
+          <w:p>
+            <w:r>
+              <w:t>Relatorio incompleto ou fraco tecnicamente.</w:t>
+            </w:r>
+          </w:p>
+        </w:tc>
+        <w:tc>
+          <w:tcPr>
+            <w:tcW w:type="dxa" w:w="1728"/>
           </w:tcPr>
           <w:p>
             <w:r>
@@ -1460,46 +2447,9 @@
         </w:tc>
       </w:tr>
     </w:tbl>
-    <w:p>
-      <w:pPr>
-        <w:pStyle w:val="Heading2"/>
-        <w:spacing w:after="80"/>
-      </w:pPr>
-      <w:r>
-        <w:rPr>
-          <w:b w:val="0"/>
-          <w:i w:val="0"/>
-        </w:rPr>
-        <w:t>10. Fechamento</w:t>
-      </w:r>
-    </w:p>
-    <w:p>
-      <w:pPr>
-        <w:spacing w:after="120"/>
-      </w:pPr>
-      <w:r>
-        <w:rPr>
-          <w:b w:val="0"/>
-          <w:i w:val="0"/>
-        </w:rPr>
-        <w:t>Este trabalho foi desenhado para que o enunciado e o projeto base se complementem: o documento indica o caminho, e o repositório oferece o scaffold mínimo para a execução. O sucesso depende da capacidade da equipe de transformar TODOs em entrega testada, rastreável e publicada com controle de qualidade real.</w:t>
-      </w:r>
-    </w:p>
-    <w:p>
-      <w:pPr>
-        <w:spacing w:after="120"/>
-      </w:pPr>
-      <w:r>
-        <w:rPr>
-          <w:b/>
-          <w:i w:val="0"/>
-        </w:rPr>
-        <w:t>Em caso de dúvida, a prioridade é manter o Jenkins como autoridade de publicação e preservar evidências técnicas de cada etapa.</w:t>
-      </w:r>
-    </w:p>
     <w:sectPr>
       <w:pgSz w:w="12240" w:h="15840"/>
-      <w:pgMar w:top="1008" w:right="1080" w:bottom="1008" w:left="1080" w:header="720" w:footer="720" w:gutter="0"/>
+      <w:pgMar w:top="1440" w:right="1800" w:bottom="1440" w:left="1800" w:header="720" w:footer="720" w:gutter="0"/>
       <w:cols w:space="720"/>
       <w:docGrid w:linePitch="360"/>
     </w:sectPr>
@@ -1871,7 +2821,7 @@
     <w:qFormat/>
     <w:rsid w:val="00FC693F"/>
     <w:rPr>
-      <w:rFonts w:ascii="Aptos" w:hAnsi="Aptos"/>
+      <w:rFonts w:ascii="Calibri" w:hAnsi="Calibri"/>
       <w:sz w:val="22"/>
     </w:rPr>
   </w:style>
@@ -1934,11 +2884,11 @@
       <w:outlineLvl w:val="0"/>
     </w:pPr>
     <w:rPr>
-      <w:rFonts w:asciiTheme="majorHAnsi" w:eastAsiaTheme="majorEastAsia" w:hAnsiTheme="majorHAnsi" w:cstheme="majorBidi" w:ascii="Aptos Display" w:hAnsi="Aptos Display"/>
+      <w:rFonts w:asciiTheme="majorHAnsi" w:eastAsiaTheme="majorEastAsia" w:hAnsiTheme="majorHAnsi" w:cstheme="majorBidi"/>
       <w:b/>
       <w:bCs/>
       <w:color w:val="365F91" w:themeColor="accent1" w:themeShade="BF"/>
-      <w:sz w:val="36"/>
+      <w:sz w:val="28"/>
       <w:szCs w:val="28"/>
     </w:rPr>
   </w:style>
@@ -1958,11 +2908,11 @@
       <w:outlineLvl w:val="1"/>
     </w:pPr>
     <w:rPr>
-      <w:rFonts w:asciiTheme="majorHAnsi" w:eastAsiaTheme="majorEastAsia" w:hAnsiTheme="majorHAnsi" w:cstheme="majorBidi" w:ascii="Aptos Display" w:hAnsi="Aptos Display"/>
+      <w:rFonts w:asciiTheme="majorHAnsi" w:eastAsiaTheme="majorEastAsia" w:hAnsiTheme="majorHAnsi" w:cstheme="majorBidi"/>
       <w:b/>
       <w:bCs/>
       <w:color w:val="4F81BD" w:themeColor="accent1"/>
-      <w:sz w:val="28"/>
+      <w:sz w:val="26"/>
       <w:szCs w:val="26"/>
     </w:rPr>
   </w:style>
@@ -1982,11 +2932,10 @@
       <w:outlineLvl w:val="2"/>
     </w:pPr>
     <w:rPr>
-      <w:rFonts w:asciiTheme="majorHAnsi" w:eastAsiaTheme="majorEastAsia" w:hAnsiTheme="majorHAnsi" w:cstheme="majorBidi" w:ascii="Aptos Display" w:hAnsi="Aptos Display"/>
+      <w:rFonts w:asciiTheme="majorHAnsi" w:eastAsiaTheme="majorEastAsia" w:hAnsiTheme="majorHAnsi" w:cstheme="majorBidi"/>
       <w:b/>
       <w:bCs/>
       <w:color w:val="4F81BD" w:themeColor="accent1"/>
-      <w:sz w:val="24"/>
     </w:rPr>
   </w:style>
   <w:style w:type="paragraph" w:styleId="Heading4">
